--- a/Docs/Дис Борзенков вар2/Название и оглавление диссертации.docx
+++ b/Docs/Дис Борзенков вар2/Название и оглавление диссертации.docx
@@ -1,611 +1,1928 @@
 
 <file path=word/document.xml><?xml version="1.0" encoding="utf-8"?>
-<w:document xmlns:wpc="http://schemas.microsoft.com/office/word/2010/wordprocessingCanvas" xmlns:cx="http://schemas.microsoft.com/office/drawing/2014/chartex" xmlns:cx1="http://schemas.microsoft.com/office/drawing/2015/9/8/chartex" xmlns:cx2="http://schemas.microsoft.com/office/drawing/2015/10/21/chartex" xmlns:cx3="http://schemas.microsoft.com/office/drawing/2016/5/9/chartex" xmlns:cx4="http://schemas.microsoft.com/office/drawing/2016/5/10/chartex" xmlns:cx5="http://schemas.microsoft.com/office/drawing/2016/5/11/chartex" xmlns:cx6="http://schemas.microsoft.com/office/drawing/2016/5/12/chartex" xmlns:cx7="http://schemas.microsoft.com/office/drawing/2016/5/13/chartex" xmlns:cx8="http://schemas.microsoft.com/office/drawing/2016/5/14/chartex" xmlns:mc="http://schemas.openxmlformats.org/markup-compatibility/2006" xmlns:aink="http://schemas.microsoft.com/office/drawing/2016/ink" xmlns:am3d="http://schemas.microsoft.com/office/drawing/2017/model3d" xmlns:o="urn:schemas-microsoft-com:office:office" xmlns:oel="http://schemas.microsoft.com/office/2019/extlst" xmlns:r="http://schemas.openxmlformats.org/officeDocument/2006/relationships" xmlns:m="http://schemas.openxmlformats.org/officeDocument/2006/math" xmlns:v="urn:schemas-microsoft-com:vml" xmlns:wp14="http://schemas.microsoft.com/office/word/2010/wordprocessingDrawing" xmlns:wp="http://schemas.openxmlformats.org/drawingml/2006/wordprocessingDrawing" xmlns:w10="urn:schemas-microsoft-com:office:word" xmlns:w="http://schemas.openxmlformats.org/wordprocessingml/2006/main" xmlns:w14="http://schemas.microsoft.com/office/word/2010/wordml" xmlns:w15="http://schemas.microsoft.com/office/word/2012/wordml" xmlns:w16cex="http://schemas.microsoft.com/office/word/2018/wordml/cex" xmlns:w16cid="http://schemas.microsoft.com/office/word/2016/wordml/cid" xmlns:w16="http://schemas.microsoft.com/office/word/2018/wordml" xmlns:w16sdtdh="http://schemas.microsoft.com/office/word/2020/wordml/sdtdatahash" xmlns:w16se="http://schemas.microsoft.com/office/word/2015/wordml/symex" xmlns:wpg="http://schemas.microsoft.com/office/word/2010/wordprocessingGroup" xmlns:wpi="http://schemas.microsoft.com/office/word/2010/wordprocessingInk" xmlns:wne="http://schemas.microsoft.com/office/word/2006/wordml" xmlns:wps="http://schemas.microsoft.com/office/word/2010/wordprocessingShape" mc:Ignorable="w14 w15 w16se w16cid w16 w16cex w16sdtdh wp14">
+<w:document xmlns:wpc="http://schemas.microsoft.com/office/word/2010/wordprocessingCanvas" xmlns:cx="http://schemas.microsoft.com/office/drawing/2014/chartex" xmlns:cx1="http://schemas.microsoft.com/office/drawing/2015/9/8/chartex" xmlns:cx2="http://schemas.microsoft.com/office/drawing/2015/10/21/chartex" xmlns:cx3="http://schemas.microsoft.com/office/drawing/2016/5/9/chartex" xmlns:cx4="http://schemas.microsoft.com/office/drawing/2016/5/10/chartex" xmlns:cx5="http://schemas.microsoft.com/office/drawing/2016/5/11/chartex" xmlns:cx6="http://schemas.microsoft.com/office/drawing/2016/5/12/chartex" xmlns:cx7="http://schemas.microsoft.com/office/drawing/2016/5/13/chartex" xmlns:cx8="http://schemas.microsoft.com/office/drawing/2016/5/14/chartex" xmlns:mc="http://schemas.openxmlformats.org/markup-compatibility/2006" xmlns:aink="http://schemas.microsoft.com/office/drawing/2016/ink" xmlns:am3d="http://schemas.microsoft.com/office/drawing/2017/model3d" xmlns:o="urn:schemas-microsoft-com:office:office" xmlns:oel="http://schemas.microsoft.com/office/2019/extlst" xmlns:r="http://schemas.openxmlformats.org/officeDocument/2006/relationships" xmlns:m="http://schemas.openxmlformats.org/officeDocument/2006/math" xmlns:v="urn:schemas-microsoft-com:vml" xmlns:wp14="http://schemas.microsoft.com/office/word/2010/wordprocessingDrawing" xmlns:wp="http://schemas.openxmlformats.org/drawingml/2006/wordprocessingDrawing" xmlns:w10="urn:schemas-microsoft-com:office:word" xmlns:w="http://schemas.openxmlformats.org/wordprocessingml/2006/main" xmlns:w14="http://schemas.microsoft.com/office/word/2010/wordml" xmlns:w15="http://schemas.microsoft.com/office/word/2012/wordml" xmlns:w16cex="http://schemas.microsoft.com/office/word/2018/wordml/cex" xmlns:w16cid="http://schemas.microsoft.com/office/word/2016/wordml/cid" xmlns:w16="http://schemas.microsoft.com/office/word/2018/wordml" xmlns:w16du="http://schemas.microsoft.com/office/word/2023/wordml/word16du" xmlns:w16sdtdh="http://schemas.microsoft.com/office/word/2020/wordml/sdtdatahash" xmlns:w16sdtfl="http://schemas.microsoft.com/office/word/2024/wordml/sdtformatlock" xmlns:w16se="http://schemas.microsoft.com/office/word/2015/wordml/symex" xmlns:wpg="http://schemas.microsoft.com/office/word/2010/wordprocessingGroup" xmlns:wpi="http://schemas.microsoft.com/office/word/2010/wordprocessingInk" xmlns:wne="http://schemas.microsoft.com/office/word/2006/wordml" xmlns:wps="http://schemas.microsoft.com/office/word/2010/wordprocessingShape" mc:Ignorable="w14 w15 w16se w16cid w16 w16cex w16sdtdh w16sdtfl w16du wp14">
   <w:body>
     <w:p>
       <w:pPr>
         <w:rPr>
+          <w:rFonts w:ascii="Times New Roman" w:hAnsi="Times New Roman" w:cs="Times New Roman"/>
           <w:b/>
           <w:bCs/>
-        </w:rPr>
-      </w:pPr>
-      <w:r>
-        <w:rPr>
+          <w:lang w:val="en-US"/>
+        </w:rPr>
+      </w:pPr>
+      <w:r>
+        <w:rPr>
+          <w:rFonts w:ascii="Times New Roman" w:hAnsi="Times New Roman" w:cs="Times New Roman"/>
           <w:b/>
           <w:bCs/>
         </w:rPr>
-        <w:t>Методы и модели диагностики и прогнозирования остаточного ресурса тяговых аккумуляторных батарей электротранспорта на основе анализа комплексного импеданса в нестационарных режимах эксплуатации.</w:t>
-      </w:r>
-    </w:p>
-    <w:p>
-      <w:pPr>
-        <w:rPr>
+        <w:t>МЕТОДЫ И МОДЕЛИ ДИАГНОСТИКИ И ПРОГНОЗИРОВАНИЯ ОСТАТОЧНОГО РЕСУРСА ТЯГОВЫХ АККУМУЛЯТОРНЫХ БАТАРЕЙ ЭЛЕКТРОТРАНСПОРТА НА ОСНОВЕ АНАЛИЗА КОМПЛЕКСНОГО ИМПЕДАНСА В НЕСТАЦИОНАРНЫХ РЕЖИМАХ ЭКСПЛУАТАЦИИ.</w:t>
+      </w:r>
+    </w:p>
+    <w:p>
+      <w:pPr>
+        <w:rPr>
+          <w:rFonts w:ascii="Times New Roman" w:hAnsi="Times New Roman" w:cs="Times New Roman"/>
           <w:b/>
           <w:bCs/>
         </w:rPr>
       </w:pPr>
-    </w:p>
-    <w:p>
-      <w:r>
-        <w:t>Введение</w:t>
-      </w:r>
-    </w:p>
-    <w:p/>
-    <w:p>
-      <w:r>
+      <w:r>
+        <w:rPr>
+          <w:rFonts w:ascii="Times New Roman" w:hAnsi="Times New Roman" w:cs="Times New Roman"/>
+          <w:b/>
+          <w:bCs/>
+        </w:rPr>
+        <w:t>(</w:t>
+      </w:r>
+      <w:r>
+        <w:rPr>
+          <w:rFonts w:ascii="Times New Roman" w:hAnsi="Times New Roman"/>
+        </w:rPr>
+        <w:t xml:space="preserve">МЕТОДЫ И СРЕДСТВА ПОВЫШЕНИЯ ЭНЕРГОЭФФЕКТИВНОСТИ </w:t>
+      </w:r>
+      <w:r>
+        <w:rPr>
+          <w:rFonts w:ascii="Times New Roman" w:hAnsi="Times New Roman"/>
+          <w:highlight w:val="yellow"/>
+        </w:rPr>
+        <w:t>И НАДЁЖНОСТИ</w:t>
+      </w:r>
+      <w:r>
+        <w:rPr>
+          <w:rFonts w:ascii="Times New Roman" w:hAnsi="Times New Roman"/>
+        </w:rPr>
+        <w:t xml:space="preserve"> БАТАРЕИ ЭЛЕКТРОМОБИЛЯ.</w:t>
+      </w:r>
+      <w:r>
+        <w:rPr>
+          <w:rFonts w:ascii="Times New Roman" w:hAnsi="Times New Roman" w:cs="Times New Roman"/>
+          <w:b/>
+          <w:bCs/>
+        </w:rPr>
+        <w:t>)</w:t>
+      </w:r>
+    </w:p>
+    <w:p>
+      <w:pPr>
+        <w:rPr>
+          <w:rFonts w:ascii="Times New Roman" w:hAnsi="Times New Roman" w:cs="Times New Roman"/>
+          <w:b/>
+          <w:bCs/>
+          <w:lang w:val="en-US"/>
+        </w:rPr>
+      </w:pPr>
+    </w:p>
+    <w:p>
+      <w:pPr>
+        <w:rPr>
+          <w:rFonts w:ascii="Times New Roman" w:hAnsi="Times New Roman"/>
+          <w:lang w:val="en-US"/>
+        </w:rPr>
+      </w:pPr>
+    </w:p>
+    <w:p>
+      <w:pPr>
+        <w:spacing w:line="360" w:lineRule="auto"/>
+        <w:rPr>
+          <w:rFonts w:ascii="Times New Roman" w:hAnsi="Times New Roman" w:cs="Times New Roman"/>
+          <w:b/>
+          <w:bCs/>
+          <w:sz w:val="28"/>
+          <w:szCs w:val="28"/>
+        </w:rPr>
+      </w:pPr>
+      <w:r>
+        <w:rPr>
+          <w:rFonts w:ascii="Times New Roman" w:hAnsi="Times New Roman" w:cs="Times New Roman"/>
+          <w:b/>
+          <w:bCs/>
+          <w:sz w:val="28"/>
+          <w:szCs w:val="28"/>
+        </w:rPr>
+        <w:t>ВВЕДЕНИЕ</w:t>
+      </w:r>
+    </w:p>
+    <w:p>
+      <w:pPr>
+        <w:rPr>
+          <w:rFonts w:ascii="Times New Roman" w:hAnsi="Times New Roman" w:cs="Times New Roman"/>
+          <w:sz w:val="28"/>
+          <w:szCs w:val="28"/>
+          <w:lang w:val="en-US"/>
+        </w:rPr>
+      </w:pPr>
+      <w:r>
+        <w:rPr>
+          <w:rFonts w:ascii="Times New Roman" w:hAnsi="Times New Roman" w:cs="Times New Roman"/>
+          <w:sz w:val="28"/>
+          <w:szCs w:val="28"/>
+        </w:rPr>
         <w:t>Актуальность темы исследования.</w:t>
       </w:r>
     </w:p>
     <w:p>
-      <w:r>
-        <w:t>Степень разработанности научной проблемы.</w:t>
-      </w:r>
-    </w:p>
-    <w:p>
-      <w:r>
-        <w:t>Научная гипотеза исследования.</w:t>
-      </w:r>
-    </w:p>
-    <w:p>
-      <w:r>
-        <w:t>Цель и задачи исследования.</w:t>
-      </w:r>
-    </w:p>
-    <w:p>
-      <w:r>
-        <w:t>Объект и предмет исследования.</w:t>
-      </w:r>
-    </w:p>
-    <w:p>
-      <w:r>
-        <w:t>Методы исследования.</w:t>
-      </w:r>
-    </w:p>
-    <w:p>
-      <w:r>
-        <w:t>Научная новизна.</w:t>
-      </w:r>
-    </w:p>
-    <w:p>
-      <w:r>
-        <w:t>Теоретическая значимость.</w:t>
-      </w:r>
-    </w:p>
-    <w:p>
-      <w:r>
-        <w:t>Практическая значимость.</w:t>
-      </w:r>
-    </w:p>
-    <w:p>
-      <w:r>
-        <w:t>Достоверность и обоснованность результатов.</w:t>
-      </w:r>
-    </w:p>
-    <w:p>
-      <w:r>
-        <w:t>Положения, выносимые на защиту.</w:t>
-      </w:r>
-    </w:p>
-    <w:p>
-      <w:r>
-        <w:t>Апробация результатов работы.</w:t>
-      </w:r>
-    </w:p>
-    <w:p>
-      <w:r>
+      <w:pPr>
+        <w:rPr>
+          <w:rFonts w:ascii="Times New Roman" w:hAnsi="Times New Roman" w:cs="Times New Roman"/>
+          <w:sz w:val="28"/>
+          <w:szCs w:val="28"/>
+          <w:lang w:val="en-US"/>
+        </w:rPr>
+      </w:pPr>
+      <w:r>
+        <w:rPr>
+          <w:rFonts w:ascii="Times New Roman" w:hAnsi="Times New Roman" w:cs="Times New Roman"/>
+          <w:sz w:val="28"/>
+          <w:szCs w:val="28"/>
+        </w:rPr>
+        <w:t xml:space="preserve">Степень разработанности проблемы </w:t>
+      </w:r>
+      <w:r>
+        <w:rPr>
+          <w:rFonts w:ascii="Times New Roman" w:hAnsi="Times New Roman" w:cs="Times New Roman"/>
+          <w:sz w:val="28"/>
+          <w:szCs w:val="28"/>
+          <w:highlight w:val="green"/>
+        </w:rPr>
+        <w:t>и научная дискуссия</w:t>
+      </w:r>
+    </w:p>
+    <w:p>
+      <w:pPr>
+        <w:rPr>
+          <w:rFonts w:ascii="Times New Roman" w:hAnsi="Times New Roman" w:cs="Times New Roman"/>
+          <w:sz w:val="28"/>
+          <w:szCs w:val="28"/>
+        </w:rPr>
+      </w:pPr>
+      <w:r>
+        <w:rPr>
+          <w:rFonts w:ascii="Times New Roman" w:hAnsi="Times New Roman" w:cs="Times New Roman"/>
+          <w:sz w:val="28"/>
+          <w:szCs w:val="28"/>
+          <w:highlight w:val="green"/>
+        </w:rPr>
+        <w:t>Научная проблема исследования</w:t>
+      </w:r>
+    </w:p>
+    <w:p>
+      <w:pPr>
+        <w:rPr>
+          <w:rFonts w:ascii="Times New Roman" w:hAnsi="Times New Roman" w:cs="Times New Roman"/>
+          <w:sz w:val="28"/>
+          <w:szCs w:val="28"/>
+        </w:rPr>
+      </w:pPr>
+      <w:r>
+        <w:rPr>
+          <w:rFonts w:ascii="Times New Roman" w:hAnsi="Times New Roman" w:cs="Times New Roman"/>
+          <w:sz w:val="28"/>
+          <w:szCs w:val="28"/>
+        </w:rPr>
+        <w:t>Научная гипотеза исследования</w:t>
+      </w:r>
+    </w:p>
+    <w:p>
+      <w:pPr>
+        <w:rPr>
+          <w:rFonts w:ascii="Times New Roman" w:hAnsi="Times New Roman" w:cs="Times New Roman"/>
+          <w:sz w:val="28"/>
+          <w:szCs w:val="28"/>
+          <w:lang w:val="en-US"/>
+        </w:rPr>
+      </w:pPr>
+      <w:r>
+        <w:rPr>
+          <w:rFonts w:ascii="Times New Roman" w:hAnsi="Times New Roman" w:cs="Times New Roman"/>
+          <w:sz w:val="28"/>
+          <w:szCs w:val="28"/>
+        </w:rPr>
+        <w:t>Цель и задачи исследования</w:t>
+      </w:r>
+    </w:p>
+    <w:p>
+      <w:pPr>
+        <w:rPr>
+          <w:rFonts w:ascii="Times New Roman" w:hAnsi="Times New Roman" w:cs="Times New Roman"/>
+          <w:sz w:val="28"/>
+          <w:szCs w:val="28"/>
+          <w:lang w:val="en-US"/>
+        </w:rPr>
+      </w:pPr>
+      <w:r>
+        <w:rPr>
+          <w:rFonts w:ascii="Times New Roman" w:hAnsi="Times New Roman" w:cs="Times New Roman"/>
+          <w:sz w:val="28"/>
+          <w:szCs w:val="28"/>
+        </w:rPr>
+        <w:t>Объект и предмет исследования</w:t>
+      </w:r>
+    </w:p>
+    <w:p>
+      <w:pPr>
+        <w:rPr>
+          <w:rFonts w:ascii="Times New Roman" w:hAnsi="Times New Roman" w:cs="Times New Roman"/>
+          <w:sz w:val="28"/>
+          <w:szCs w:val="28"/>
+          <w:lang w:val="en-US"/>
+        </w:rPr>
+      </w:pPr>
+      <w:r>
+        <w:rPr>
+          <w:rFonts w:ascii="Times New Roman" w:hAnsi="Times New Roman" w:cs="Times New Roman"/>
+          <w:sz w:val="28"/>
+          <w:szCs w:val="28"/>
+        </w:rPr>
+        <w:t xml:space="preserve">Методология </w:t>
+      </w:r>
+      <w:r>
+        <w:rPr>
+          <w:rFonts w:ascii="Times New Roman" w:hAnsi="Times New Roman" w:cs="Times New Roman"/>
+          <w:sz w:val="28"/>
+          <w:szCs w:val="28"/>
+          <w:highlight w:val="green"/>
+        </w:rPr>
+        <w:t>и методы</w:t>
+      </w:r>
+      <w:r>
+        <w:rPr>
+          <w:rFonts w:ascii="Times New Roman" w:hAnsi="Times New Roman" w:cs="Times New Roman"/>
+          <w:sz w:val="28"/>
+          <w:szCs w:val="28"/>
+        </w:rPr>
+        <w:t xml:space="preserve"> исследования</w:t>
+      </w:r>
+    </w:p>
+    <w:p>
+      <w:pPr>
+        <w:rPr>
+          <w:rFonts w:ascii="Times New Roman" w:hAnsi="Times New Roman" w:cs="Times New Roman"/>
+          <w:sz w:val="28"/>
+          <w:szCs w:val="28"/>
+          <w:lang w:val="en-US"/>
+        </w:rPr>
+      </w:pPr>
+      <w:r>
+        <w:rPr>
+          <w:rFonts w:ascii="Times New Roman" w:hAnsi="Times New Roman" w:cs="Times New Roman"/>
+          <w:sz w:val="28"/>
+          <w:szCs w:val="28"/>
+        </w:rPr>
+        <w:t xml:space="preserve">Научная новизна </w:t>
+      </w:r>
+      <w:r>
+        <w:rPr>
+          <w:rFonts w:ascii="Times New Roman" w:hAnsi="Times New Roman" w:cs="Times New Roman"/>
+          <w:sz w:val="28"/>
+          <w:szCs w:val="28"/>
+          <w:highlight w:val="green"/>
+        </w:rPr>
+        <w:t>исследования</w:t>
+      </w:r>
+    </w:p>
+    <w:p>
+      <w:pPr>
+        <w:rPr>
+          <w:rFonts w:ascii="Times New Roman" w:hAnsi="Times New Roman" w:cs="Times New Roman"/>
+          <w:sz w:val="28"/>
+          <w:szCs w:val="28"/>
+          <w:lang w:val="en-US"/>
+        </w:rPr>
+      </w:pPr>
+      <w:r>
+        <w:rPr>
+          <w:rFonts w:ascii="Times New Roman" w:hAnsi="Times New Roman" w:cs="Times New Roman"/>
+          <w:sz w:val="28"/>
+          <w:szCs w:val="28"/>
+        </w:rPr>
+        <w:t xml:space="preserve">Теоретическая значимость </w:t>
+      </w:r>
+      <w:r>
+        <w:rPr>
+          <w:rFonts w:ascii="Times New Roman" w:hAnsi="Times New Roman" w:cs="Times New Roman"/>
+          <w:sz w:val="28"/>
+          <w:szCs w:val="28"/>
+          <w:highlight w:val="green"/>
+        </w:rPr>
+        <w:t>исследования</w:t>
+      </w:r>
+    </w:p>
+    <w:p>
+      <w:pPr>
+        <w:rPr>
+          <w:rFonts w:ascii="Times New Roman" w:hAnsi="Times New Roman" w:cs="Times New Roman"/>
+          <w:sz w:val="28"/>
+          <w:szCs w:val="28"/>
+          <w:lang w:val="en-US"/>
+        </w:rPr>
+      </w:pPr>
+      <w:r>
+        <w:rPr>
+          <w:rFonts w:ascii="Times New Roman" w:hAnsi="Times New Roman" w:cs="Times New Roman"/>
+          <w:sz w:val="28"/>
+          <w:szCs w:val="28"/>
+        </w:rPr>
+        <w:t xml:space="preserve">Практическая значимость </w:t>
+      </w:r>
+      <w:r>
+        <w:rPr>
+          <w:rFonts w:ascii="Times New Roman" w:hAnsi="Times New Roman" w:cs="Times New Roman"/>
+          <w:sz w:val="28"/>
+          <w:szCs w:val="28"/>
+          <w:highlight w:val="green"/>
+        </w:rPr>
+        <w:t>исследования</w:t>
+      </w:r>
+    </w:p>
+    <w:p>
+      <w:pPr>
+        <w:rPr>
+          <w:rFonts w:ascii="Times New Roman" w:hAnsi="Times New Roman" w:cs="Times New Roman"/>
+          <w:sz w:val="28"/>
+          <w:szCs w:val="28"/>
+          <w:lang w:val="en-US"/>
+        </w:rPr>
+      </w:pPr>
+      <w:r>
+        <w:rPr>
+          <w:rFonts w:ascii="Times New Roman" w:hAnsi="Times New Roman" w:cs="Times New Roman"/>
+          <w:sz w:val="28"/>
+          <w:szCs w:val="28"/>
+        </w:rPr>
+        <w:t>Достоверность и обоснованность результатов</w:t>
+      </w:r>
+    </w:p>
+    <w:p>
+      <w:pPr>
+        <w:rPr>
+          <w:rFonts w:ascii="Times New Roman" w:hAnsi="Times New Roman" w:cs="Times New Roman"/>
+          <w:sz w:val="28"/>
+          <w:szCs w:val="28"/>
+        </w:rPr>
+      </w:pPr>
+      <w:r>
+        <w:rPr>
+          <w:rFonts w:ascii="Times New Roman" w:hAnsi="Times New Roman" w:cs="Times New Roman"/>
+          <w:sz w:val="28"/>
+          <w:szCs w:val="28"/>
+        </w:rPr>
+        <w:t>Положения, выносимые на защиту</w:t>
+      </w:r>
+    </w:p>
+    <w:p>
+      <w:pPr>
+        <w:rPr>
+          <w:rFonts w:ascii="Times New Roman" w:hAnsi="Times New Roman" w:cs="Times New Roman"/>
+          <w:sz w:val="28"/>
+          <w:szCs w:val="28"/>
+        </w:rPr>
+      </w:pPr>
+      <w:r>
+        <w:rPr>
+          <w:sz w:val="28"/>
+          <w:szCs w:val="28"/>
+          <w:highlight w:val="red"/>
+        </w:rPr>
+        <w:t>Апробация результатов работы</w:t>
+      </w:r>
+    </w:p>
+    <w:p>
+      <w:pPr>
+        <w:rPr>
+          <w:rFonts w:ascii="Times New Roman" w:hAnsi="Times New Roman" w:cs="Times New Roman"/>
+          <w:sz w:val="28"/>
+          <w:szCs w:val="28"/>
+        </w:rPr>
+      </w:pPr>
+      <w:r>
+        <w:rPr>
+          <w:sz w:val="28"/>
+          <w:szCs w:val="28"/>
+          <w:highlight w:val="red"/>
+        </w:rPr>
         <w:t>Публикации автора.</w:t>
       </w:r>
     </w:p>
     <w:p>
-      <w:r>
-        <w:t>Структура и объём диссертации.</w:t>
-      </w:r>
-    </w:p>
-    <w:p/>
-    <w:p>
-      <w:r>
-        <w:t>Глава 1. Современное состояние методов диагностики и прогнозирования ресурса тяговых аккумуляторных батарей</w:t>
-      </w:r>
-    </w:p>
-    <w:p/>
-    <w:p>
-      <w:r>
-        <w:t>1.1. Тяговые аккумуляторные батареи электротранспорта как элемент электротехнического комплекса.</w:t>
-      </w:r>
-    </w:p>
-    <w:p>
-      <w:r>
-        <w:t>1.2. Физико-химические механизмы деградации Li-ion, LFP и Na-ion систем.</w:t>
-      </w:r>
-    </w:p>
-    <w:p>
-      <w:r>
-        <w:t>1.3. Показатели технического состояния аккумуляторных батарей: SOC, SOH, SOF, RUL.</w:t>
-      </w:r>
-    </w:p>
-    <w:p>
-      <w:r>
-        <w:t>1.4. Электрохимическая импедансная спектроскопия как диагностический инструмент.</w:t>
-      </w:r>
-    </w:p>
-    <w:p>
-      <w:r>
-        <w:t>1.5. Анализ существующих моделей прогнозирования остаточного ресурса.</w:t>
-      </w:r>
-    </w:p>
-    <w:p>
-      <w:r>
-        <w:t>1.6. Выявленные научные проблемы и постановка задач исследования.</w:t>
-      </w:r>
-    </w:p>
-    <w:p/>
-    <w:p>
-      <w:r>
+      <w:pPr>
+        <w:rPr>
+          <w:rFonts w:ascii="Times New Roman" w:hAnsi="Times New Roman" w:cs="Times New Roman"/>
+          <w:sz w:val="28"/>
+          <w:szCs w:val="28"/>
+          <w:lang w:val="en-US"/>
+        </w:rPr>
+      </w:pPr>
+      <w:r>
+        <w:rPr>
+          <w:rFonts w:ascii="Times New Roman" w:hAnsi="Times New Roman" w:cs="Times New Roman"/>
+          <w:sz w:val="28"/>
+          <w:szCs w:val="28"/>
+        </w:rPr>
+        <w:t xml:space="preserve">Структура </w:t>
+      </w:r>
+      <w:r>
+        <w:rPr>
+          <w:highlight w:val="red"/>
+        </w:rPr>
+        <w:t>и объём</w:t>
+      </w:r>
+      <w:r>
+        <w:t xml:space="preserve"> </w:t>
+      </w:r>
+      <w:r>
+        <w:rPr>
+          <w:rFonts w:ascii="Times New Roman" w:hAnsi="Times New Roman" w:cs="Times New Roman"/>
+          <w:sz w:val="28"/>
+          <w:szCs w:val="28"/>
+        </w:rPr>
+        <w:t>диссертации</w:t>
+      </w:r>
+    </w:p>
+    <w:p>
+      <w:pPr>
+        <w:rPr>
+          <w:rFonts w:ascii="Times New Roman" w:hAnsi="Times New Roman"/>
+          <w:lang w:val="en-US"/>
+        </w:rPr>
+      </w:pPr>
+    </w:p>
+    <w:p>
+      <w:pPr>
+        <w:rPr>
+          <w:rFonts w:ascii="Times New Roman" w:hAnsi="Times New Roman"/>
+          <w:lang w:val="en-US"/>
+        </w:rPr>
+      </w:pPr>
+    </w:p>
+    <w:p>
+      <w:pPr>
+        <w:spacing w:line="360" w:lineRule="auto"/>
+        <w:rPr>
+          <w:rFonts w:ascii="Times New Roman" w:hAnsi="Times New Roman" w:cs="Times New Roman"/>
+          <w:b/>
+          <w:bCs/>
+          <w:sz w:val="28"/>
+          <w:szCs w:val="28"/>
+        </w:rPr>
+      </w:pPr>
+      <w:r>
+        <w:rPr>
+          <w:rFonts w:ascii="Times New Roman" w:hAnsi="Times New Roman" w:cs="Times New Roman"/>
+          <w:b/>
+          <w:bCs/>
+          <w:sz w:val="28"/>
+          <w:szCs w:val="28"/>
+        </w:rPr>
+        <w:t>ГЛАВА 1</w:t>
+      </w:r>
+      <w:r>
+        <w:rPr>
+          <w:rFonts w:ascii="Times New Roman" w:hAnsi="Times New Roman" w:cs="Times New Roman"/>
+          <w:b/>
+          <w:bCs/>
+          <w:sz w:val="28"/>
+          <w:szCs w:val="28"/>
+        </w:rPr>
+        <w:t xml:space="preserve"> </w:t>
+      </w:r>
+      <w:r>
+        <w:rPr>
+          <w:rFonts w:ascii="Times New Roman" w:hAnsi="Times New Roman" w:cs="Times New Roman"/>
+          <w:b/>
+          <w:bCs/>
+          <w:sz w:val="28"/>
+          <w:szCs w:val="28"/>
+        </w:rPr>
+        <w:t>Современное состояние методов диагностики и прогнозирования ресурса тяговых аккумуляторных батарей</w:t>
+      </w:r>
+    </w:p>
+    <w:p>
+      <w:pPr>
+        <w:rPr>
+          <w:rFonts w:ascii="Times New Roman" w:hAnsi="Times New Roman" w:cs="Times New Roman"/>
+          <w:sz w:val="28"/>
+          <w:szCs w:val="28"/>
+        </w:rPr>
+      </w:pPr>
+      <w:r>
+        <w:rPr>
+          <w:rFonts w:ascii="Times New Roman" w:hAnsi="Times New Roman" w:cs="Times New Roman"/>
+          <w:sz w:val="28"/>
+          <w:szCs w:val="28"/>
+        </w:rPr>
+        <w:t xml:space="preserve">1.1 </w:t>
+      </w:r>
+      <w:r>
+        <w:rPr>
+          <w:rFonts w:ascii="Times New Roman" w:hAnsi="Times New Roman" w:cs="Times New Roman"/>
+          <w:sz w:val="28"/>
+          <w:szCs w:val="28"/>
+        </w:rPr>
+        <w:t>Тяговые аккумуляторные батареи электротранспорта как элемент электротехнического комплекса</w:t>
+      </w:r>
+    </w:p>
+    <w:p>
+      <w:pPr>
+        <w:rPr>
+          <w:rFonts w:ascii="Times New Roman" w:hAnsi="Times New Roman" w:cs="Times New Roman"/>
+          <w:sz w:val="28"/>
+          <w:szCs w:val="28"/>
+        </w:rPr>
+      </w:pPr>
+      <w:r>
+        <w:rPr>
+          <w:highlight w:val="red"/>
+        </w:rPr>
+        <w:t>1.2. Физико-химические механизмы деградации Li-</w:t>
+      </w:r>
+      <w:proofErr w:type="spellStart"/>
+      <w:r>
+        <w:rPr>
+          <w:highlight w:val="red"/>
+        </w:rPr>
+        <w:t>ion</w:t>
+      </w:r>
+      <w:proofErr w:type="spellEnd"/>
+      <w:r>
+        <w:rPr>
+          <w:highlight w:val="red"/>
+        </w:rPr>
+        <w:t>, LFP и Na-</w:t>
+      </w:r>
+      <w:proofErr w:type="spellStart"/>
+      <w:r>
+        <w:rPr>
+          <w:highlight w:val="red"/>
+        </w:rPr>
+        <w:t>ion</w:t>
+      </w:r>
+      <w:proofErr w:type="spellEnd"/>
+      <w:r>
+        <w:rPr>
+          <w:highlight w:val="red"/>
+        </w:rPr>
+        <w:t xml:space="preserve"> систем</w:t>
+      </w:r>
+    </w:p>
+    <w:p>
+      <w:pPr>
+        <w:rPr>
+          <w:rFonts w:ascii="Times New Roman" w:hAnsi="Times New Roman" w:cs="Times New Roman"/>
+          <w:sz w:val="28"/>
+          <w:szCs w:val="28"/>
+        </w:rPr>
+      </w:pPr>
+      <w:r>
+        <w:rPr>
+          <w:rFonts w:ascii="Times New Roman" w:hAnsi="Times New Roman" w:cs="Times New Roman"/>
+          <w:sz w:val="28"/>
+          <w:szCs w:val="28"/>
+        </w:rPr>
+        <w:t>1.2 Механизмы деградации NMC, LFP, LTO и Na-</w:t>
+      </w:r>
+      <w:proofErr w:type="spellStart"/>
+      <w:r>
+        <w:rPr>
+          <w:rFonts w:ascii="Times New Roman" w:hAnsi="Times New Roman" w:cs="Times New Roman"/>
+          <w:sz w:val="28"/>
+          <w:szCs w:val="28"/>
+        </w:rPr>
+        <w:t>ion</w:t>
+      </w:r>
+      <w:proofErr w:type="spellEnd"/>
+      <w:r>
+        <w:rPr>
+          <w:rFonts w:ascii="Times New Roman" w:hAnsi="Times New Roman" w:cs="Times New Roman"/>
+          <w:sz w:val="28"/>
+          <w:szCs w:val="28"/>
+        </w:rPr>
+        <w:t xml:space="preserve"> аккумуляторных систем</w:t>
+      </w:r>
+    </w:p>
+    <w:p>
+      <w:pPr>
+        <w:rPr>
+          <w:rFonts w:ascii="Times New Roman" w:hAnsi="Times New Roman" w:cs="Times New Roman"/>
+          <w:sz w:val="28"/>
+          <w:szCs w:val="28"/>
+          <w:lang w:val="en-US"/>
+        </w:rPr>
+      </w:pPr>
+      <w:r>
+        <w:rPr>
+          <w:rFonts w:ascii="Times New Roman" w:hAnsi="Times New Roman" w:cs="Times New Roman"/>
+          <w:sz w:val="28"/>
+          <w:szCs w:val="28"/>
+        </w:rPr>
+        <w:t>1.3 Показатели технического состояния аккумуляторных батарей: SOC, SOH, SOF и RUL</w:t>
+      </w:r>
+    </w:p>
+    <w:p>
+      <w:pPr>
+        <w:rPr>
+          <w:rFonts w:ascii="Times New Roman" w:hAnsi="Times New Roman" w:cs="Times New Roman"/>
+          <w:sz w:val="28"/>
+          <w:szCs w:val="28"/>
+          <w:lang w:val="en-US"/>
+        </w:rPr>
+      </w:pPr>
+      <w:r>
+        <w:rPr>
+          <w:rFonts w:ascii="Times New Roman" w:hAnsi="Times New Roman" w:cs="Times New Roman"/>
+          <w:sz w:val="28"/>
+          <w:szCs w:val="28"/>
+        </w:rPr>
+        <w:t>1.4 Электрохимическая импедансная спектроскопия как диагностический инструмент</w:t>
+      </w:r>
+    </w:p>
+    <w:p>
+      <w:pPr>
+        <w:rPr>
+          <w:rFonts w:ascii="Times New Roman" w:hAnsi="Times New Roman" w:cs="Times New Roman"/>
+          <w:sz w:val="28"/>
+          <w:szCs w:val="28"/>
+          <w:lang w:val="en-US"/>
+        </w:rPr>
+      </w:pPr>
+      <w:r>
+        <w:rPr>
+          <w:rFonts w:ascii="Times New Roman" w:hAnsi="Times New Roman" w:cs="Times New Roman"/>
+          <w:sz w:val="28"/>
+          <w:szCs w:val="28"/>
+        </w:rPr>
+        <w:t xml:space="preserve">1.5 Анализ существующих моделей прогнозирования остаточного ресурса </w:t>
+      </w:r>
+      <w:r>
+        <w:rPr>
+          <w:rFonts w:ascii="Times New Roman" w:hAnsi="Times New Roman" w:cs="Times New Roman"/>
+          <w:sz w:val="28"/>
+          <w:szCs w:val="28"/>
+          <w:highlight w:val="green"/>
+        </w:rPr>
+        <w:t>аккумуляторных батарей</w:t>
+      </w:r>
+    </w:p>
+    <w:p>
+      <w:pPr>
+        <w:rPr>
+          <w:rFonts w:ascii="Times New Roman" w:hAnsi="Times New Roman" w:cs="Times New Roman"/>
+          <w:sz w:val="28"/>
+          <w:szCs w:val="28"/>
+          <w:lang w:val="en-US"/>
+        </w:rPr>
+      </w:pPr>
+      <w:r>
+        <w:rPr>
+          <w:rFonts w:ascii="Times New Roman" w:hAnsi="Times New Roman" w:cs="Times New Roman"/>
+          <w:sz w:val="28"/>
+          <w:szCs w:val="28"/>
+        </w:rPr>
+        <w:t>1.6 Выявленные научные проблемы и постановка задач исследования</w:t>
+      </w:r>
+    </w:p>
+    <w:p>
+      <w:pPr>
+        <w:rPr>
+          <w:rFonts w:ascii="Times New Roman" w:hAnsi="Times New Roman" w:cs="Times New Roman"/>
+          <w:sz w:val="28"/>
+          <w:szCs w:val="28"/>
+          <w:lang w:val="en-US"/>
+        </w:rPr>
+      </w:pPr>
+    </w:p>
+    <w:p>
+      <w:pPr>
+        <w:spacing w:line="360" w:lineRule="auto"/>
+        <w:rPr>
+          <w:rFonts w:ascii="Times New Roman" w:hAnsi="Times New Roman" w:cs="Times New Roman"/>
+          <w:sz w:val="28"/>
+          <w:szCs w:val="28"/>
+        </w:rPr>
+      </w:pPr>
+      <w:r>
+        <w:rPr>
+          <w:rFonts w:ascii="Times New Roman" w:hAnsi="Times New Roman" w:cs="Times New Roman"/>
+          <w:b/>
+          <w:bCs/>
+          <w:sz w:val="28"/>
+          <w:szCs w:val="28"/>
+        </w:rPr>
+        <w:t xml:space="preserve">ГЛАВА </w:t>
+      </w:r>
+      <w:r>
+        <w:rPr>
+          <w:rFonts w:ascii="Times New Roman" w:hAnsi="Times New Roman" w:cs="Times New Roman"/>
+          <w:b/>
+          <w:bCs/>
+          <w:sz w:val="28"/>
+          <w:szCs w:val="28"/>
+        </w:rPr>
+        <w:t>2</w:t>
+      </w:r>
+      <w:r>
+        <w:rPr>
+          <w:rFonts w:ascii="Times New Roman" w:hAnsi="Times New Roman" w:cs="Times New Roman"/>
+          <w:b/>
+          <w:bCs/>
+          <w:sz w:val="28"/>
+          <w:szCs w:val="28"/>
+        </w:rPr>
+        <w:t xml:space="preserve"> </w:t>
+      </w:r>
+      <w:r>
+        <w:rPr>
+          <w:highlight w:val="red"/>
+        </w:rPr>
+        <w:t>Теоретическая и</w:t>
+      </w:r>
+      <w:r>
+        <w:t xml:space="preserve"> </w:t>
+      </w:r>
+      <w:r>
+        <w:rPr>
+          <w:rFonts w:ascii="Times New Roman" w:hAnsi="Times New Roman" w:cs="Times New Roman"/>
+          <w:b/>
+          <w:bCs/>
+          <w:sz w:val="28"/>
+          <w:szCs w:val="28"/>
+        </w:rPr>
+        <w:t>Математическая модель комплексного импеданса тяговой аккумуляторной батареи</w:t>
+      </w:r>
+    </w:p>
+    <w:p>
+      <w:pPr>
+        <w:spacing w:line="360" w:lineRule="auto"/>
+        <w:rPr>
+          <w:rFonts w:ascii="Times New Roman" w:hAnsi="Times New Roman" w:cs="Times New Roman"/>
+          <w:sz w:val="28"/>
+          <w:szCs w:val="28"/>
+        </w:rPr>
+      </w:pPr>
+    </w:p>
+    <w:p>
+      <w:pPr>
+        <w:spacing w:line="360" w:lineRule="auto"/>
+        <w:rPr>
+          <w:rFonts w:ascii="Times New Roman" w:hAnsi="Times New Roman" w:cs="Times New Roman"/>
+          <w:sz w:val="28"/>
+          <w:szCs w:val="28"/>
+        </w:rPr>
+      </w:pPr>
+      <w:r>
+        <w:rPr>
+          <w:highlight w:val="red"/>
+        </w:rPr>
         <w:lastRenderedPageBreak/>
-        <w:t xml:space="preserve">Смысл главы: показать, что классическая EIS хорошо работает в лаборатории, но для тяговых батарей в динамических режимах до сих пор отсутствуют инженерно пригодные модели прогноза RUL. </w:t>
-      </w:r>
-    </w:p>
-    <w:p/>
-    <w:p>
-      <w:r>
-        <w:t>Глава 2. Теоретическая и математическая модель комплексного импеданса тяговой аккумуляторной батареи</w:t>
-      </w:r>
-    </w:p>
-    <w:p/>
-    <w:p>
-      <w:r>
         <w:t>2.1. Физико-математическое описание процессов переноса заряда в аккумуляторной системе.</w:t>
       </w:r>
     </w:p>
     <w:p>
-      <w:r>
-        <w:t>2.2. Эквивалентные схемы замещения и аналитическое представление импеданса.</w:t>
-      </w:r>
-    </w:p>
-    <w:p>
-      <w:r>
-        <w:t>2.3. Представление комплексного импеданса в виде Z=f(ω,T,SOC,D)Z = f(\omega, T, SOC, D)Z=f(ω,T,SOC,D).</w:t>
-      </w:r>
-    </w:p>
-    <w:p>
-      <w:r>
-        <w:t>2.4. Модель динамического импеданса при нестационарных и импульсных нагрузках.</w:t>
-      </w:r>
-    </w:p>
-    <w:p>
-      <w:r>
-        <w:t>2.5. Температурная зависимость импедансных параметров.</w:t>
-      </w:r>
-    </w:p>
-    <w:p>
-      <w:r>
-        <w:t>2.6. Формализация параметра деградации и скорости его изменения.</w:t>
-      </w:r>
-    </w:p>
-    <w:p>
-      <w:r>
-        <w:t>2.7. Теоретические предпосылки идентификации параметров модели по экспериментальным данным.</w:t>
-      </w:r>
-    </w:p>
-    <w:p/>
-    <w:p>
-      <w:r>
-        <w:t xml:space="preserve">Эта глава должна быть наиболее «математической». В рабочем файле уже задан сильный каркас: </w:t>
-      </w:r>
-    </w:p>
-    <w:p>
-      <w:pPr>
-        <w:rPr>
-          <w:rFonts w:ascii="Cambria Math" w:hAnsi="Cambria Math" w:cs="Cambria Math"/>
-        </w:rPr>
-      </w:pPr>
-      <w:r>
-        <w:rPr>
-          <w:rFonts w:ascii="Cambria Math" w:hAnsi="Cambria Math" w:cs="Cambria Math"/>
-        </w:rPr>
-        <w:t xml:space="preserve">Z(ω,T,SOC,D), Rct(N)Rct(N)Rct(N), dD/dNdD/dNdD/dN, Zdyn(ω,t)Z_{dyn}(\omega,t)Zdyn​(ω,t), что полностью укладывается в будущую теоретическую новизну. </w:t>
-      </w:r>
-    </w:p>
-    <w:p>
-      <w:pPr>
-        <w:rPr>
-          <w:rFonts w:ascii="Cambria Math" w:hAnsi="Cambria Math" w:cs="Cambria Math"/>
-        </w:rPr>
-      </w:pPr>
-      <w:r>
-        <w:rPr>
-          <w:rFonts w:ascii="Cambria Math" w:hAnsi="Cambria Math" w:cs="Cambria Math"/>
-        </w:rPr>
-        <w:t>Борзенков к дис</w:t>
-      </w:r>
-    </w:p>
-    <w:p>
-      <w:r>
-        <w:t>Глава 3. Диагностические критерии технического состояния батарей на основе импедансных параметров</w:t>
-      </w:r>
-    </w:p>
-    <w:p/>
-    <w:p>
-      <w:r>
-        <w:t>3.1. Связь параметров диаграммы Найквиста с деградацией аккумуляторных батарей.</w:t>
-      </w:r>
-    </w:p>
-    <w:p>
-      <w:r>
-        <w:t>3.2. Идентификация сопротивления переноса заряда, омического сопротивления и диффузионной составляющей.</w:t>
-      </w:r>
-    </w:p>
-    <w:p>
-      <w:r>
-        <w:t>3.3. Определение скорости деградации по динамике импедансных параметров.</w:t>
-      </w:r>
-    </w:p>
-    <w:p>
-      <w:r>
-        <w:t>3.4. Интегральный диагностический критерий технического состояния батареи.</w:t>
-      </w:r>
-    </w:p>
-    <w:p>
-      <w:r>
-        <w:t>3.5. Критерий предельного состояния по параметрам комплексного импеданса.</w:t>
-      </w:r>
-    </w:p>
-    <w:p>
-      <w:r>
-        <w:t>3.6. Метод экспресс-оценки SOH по ограниченному набору диагностических частот.</w:t>
-      </w:r>
-    </w:p>
-    <w:p>
-      <w:r>
-        <w:t>3.7. Унификация диагностической модели для различных электрохимических систем.</w:t>
-      </w:r>
-    </w:p>
-    <w:p/>
-    <w:p>
-      <w:r>
+      <w:pPr>
+        <w:spacing w:line="360" w:lineRule="auto"/>
+        <w:rPr>
+          <w:rFonts w:ascii="Times New Roman" w:hAnsi="Times New Roman" w:cs="Times New Roman"/>
+          <w:sz w:val="28"/>
+          <w:szCs w:val="28"/>
+        </w:rPr>
+      </w:pPr>
+      <w:r>
+        <w:rPr>
+          <w:rFonts w:ascii="Times New Roman" w:hAnsi="Times New Roman" w:cs="Times New Roman"/>
+          <w:sz w:val="28"/>
+          <w:szCs w:val="28"/>
+        </w:rPr>
+        <w:t>2.1 Физико-математические основы моделирования импеданса аккумуляторных систем</w:t>
+      </w:r>
+    </w:p>
+    <w:p>
+      <w:pPr>
+        <w:spacing w:line="360" w:lineRule="auto"/>
+        <w:rPr>
+          <w:rFonts w:ascii="Times New Roman" w:hAnsi="Times New Roman" w:cs="Times New Roman"/>
+          <w:sz w:val="28"/>
+          <w:szCs w:val="28"/>
+        </w:rPr>
+      </w:pPr>
+      <w:r>
+        <w:rPr>
+          <w:rFonts w:ascii="Times New Roman" w:hAnsi="Times New Roman" w:cs="Times New Roman"/>
+          <w:sz w:val="28"/>
+          <w:szCs w:val="28"/>
+        </w:rPr>
+        <w:t>2.2 Эквивалентные схемы замещения и аналитическое представление импеданса</w:t>
+      </w:r>
+    </w:p>
+    <w:p>
+      <w:pPr>
+        <w:spacing w:line="360" w:lineRule="auto"/>
+        <w:rPr>
+          <w:rFonts w:ascii="Times New Roman" w:hAnsi="Times New Roman" w:cs="Times New Roman"/>
+          <w:sz w:val="28"/>
+          <w:szCs w:val="28"/>
+        </w:rPr>
+      </w:pPr>
+      <w:r>
+        <w:rPr>
+          <w:rFonts w:ascii="Times New Roman" w:hAnsi="Times New Roman" w:cs="Times New Roman"/>
+          <w:sz w:val="28"/>
+          <w:szCs w:val="28"/>
+        </w:rPr>
+        <w:t xml:space="preserve">2.3 Представление комплексного импеданса в виде </w:t>
+      </w:r>
+      <w:r>
+        <w:rPr>
+          <w:rFonts w:ascii="Times New Roman" w:hAnsi="Times New Roman" w:cs="Times New Roman"/>
+          <w:i/>
+          <w:iCs/>
+          <w:sz w:val="28"/>
+          <w:szCs w:val="28"/>
+          <w:lang w:val="en-US"/>
+        </w:rPr>
+        <w:t>Z</w:t>
+      </w:r>
+      <w:r>
+        <w:rPr>
+          <w:rFonts w:ascii="Times New Roman" w:hAnsi="Times New Roman" w:cs="Times New Roman"/>
+          <w:i/>
+          <w:iCs/>
+          <w:sz w:val="28"/>
+          <w:szCs w:val="28"/>
+        </w:rPr>
+        <w:t>=</w:t>
+      </w:r>
+      <w:r>
+        <w:rPr>
+          <w:rFonts w:ascii="Times New Roman" w:hAnsi="Times New Roman" w:cs="Times New Roman"/>
+          <w:i/>
+          <w:iCs/>
+          <w:sz w:val="28"/>
+          <w:szCs w:val="28"/>
+          <w:lang w:val="en-US"/>
+        </w:rPr>
+        <w:t>f</w:t>
+      </w:r>
+      <w:r>
+        <w:rPr>
+          <w:rFonts w:ascii="Times New Roman" w:hAnsi="Times New Roman" w:cs="Times New Roman"/>
+          <w:i/>
+          <w:iCs/>
+          <w:sz w:val="28"/>
+          <w:szCs w:val="28"/>
+        </w:rPr>
+        <w:t>(</w:t>
+      </w:r>
+      <w:proofErr w:type="gramStart"/>
+      <w:r>
+        <w:rPr>
+          <w:rFonts w:ascii="Times New Roman" w:hAnsi="Times New Roman" w:cs="Times New Roman"/>
+          <w:i/>
+          <w:iCs/>
+          <w:sz w:val="28"/>
+          <w:szCs w:val="28"/>
+        </w:rPr>
+        <w:t>ω,</w:t>
+      </w:r>
+      <w:r>
+        <w:rPr>
+          <w:rFonts w:ascii="Times New Roman" w:hAnsi="Times New Roman" w:cs="Times New Roman"/>
+          <w:i/>
+          <w:iCs/>
+          <w:sz w:val="28"/>
+          <w:szCs w:val="28"/>
+          <w:lang w:val="en-US"/>
+        </w:rPr>
+        <w:t>T</w:t>
+      </w:r>
+      <w:proofErr w:type="gramEnd"/>
+      <w:r>
+        <w:rPr>
+          <w:rFonts w:ascii="Times New Roman" w:hAnsi="Times New Roman" w:cs="Times New Roman"/>
+          <w:i/>
+          <w:iCs/>
+          <w:sz w:val="28"/>
+          <w:szCs w:val="28"/>
+        </w:rPr>
+        <w:t>,</w:t>
+      </w:r>
+      <w:proofErr w:type="gramStart"/>
+      <w:r>
+        <w:rPr>
+          <w:rFonts w:ascii="Times New Roman" w:hAnsi="Times New Roman" w:cs="Times New Roman"/>
+          <w:i/>
+          <w:iCs/>
+          <w:sz w:val="28"/>
+          <w:szCs w:val="28"/>
+          <w:lang w:val="en-US"/>
+        </w:rPr>
+        <w:t>SOC</w:t>
+      </w:r>
+      <w:r>
+        <w:rPr>
+          <w:rFonts w:ascii="Times New Roman" w:hAnsi="Times New Roman" w:cs="Times New Roman"/>
+          <w:i/>
+          <w:iCs/>
+          <w:sz w:val="28"/>
+          <w:szCs w:val="28"/>
+        </w:rPr>
+        <w:t>,</w:t>
+      </w:r>
+      <w:r>
+        <w:rPr>
+          <w:rFonts w:ascii="Times New Roman" w:hAnsi="Times New Roman" w:cs="Times New Roman"/>
+          <w:i/>
+          <w:iCs/>
+          <w:sz w:val="28"/>
+          <w:szCs w:val="28"/>
+          <w:lang w:val="en-US"/>
+        </w:rPr>
+        <w:t>D</w:t>
+      </w:r>
+      <w:proofErr w:type="gramEnd"/>
+      <w:r>
+        <w:rPr>
+          <w:rFonts w:ascii="Times New Roman" w:hAnsi="Times New Roman" w:cs="Times New Roman"/>
+          <w:i/>
+          <w:iCs/>
+          <w:sz w:val="28"/>
+          <w:szCs w:val="28"/>
+        </w:rPr>
+        <w:t>)</w:t>
+      </w:r>
+      <w:r>
+        <w:rPr>
+          <w:rFonts w:ascii="Times New Roman" w:hAnsi="Times New Roman" w:cs="Times New Roman"/>
+          <w:i/>
+          <w:iCs/>
+          <w:sz w:val="28"/>
+          <w:szCs w:val="28"/>
+        </w:rPr>
+        <w:t xml:space="preserve"> </w:t>
+      </w:r>
+      <w:r>
+        <w:rPr>
+          <w:highlight w:val="red"/>
+        </w:rPr>
+        <w:t xml:space="preserve">Z = </w:t>
+      </w:r>
+      <w:proofErr w:type="gramStart"/>
+      <w:r>
+        <w:rPr>
+          <w:highlight w:val="red"/>
+        </w:rPr>
+        <w:t>f(</w:t>
+      </w:r>
+      <w:proofErr w:type="gramEnd"/>
+      <w:r>
+        <w:rPr>
+          <w:highlight w:val="red"/>
+        </w:rPr>
+        <w:t>\</w:t>
+      </w:r>
+      <w:proofErr w:type="spellStart"/>
+      <w:r>
+        <w:rPr>
+          <w:highlight w:val="red"/>
+        </w:rPr>
+        <w:t>omega</w:t>
+      </w:r>
+      <w:proofErr w:type="spellEnd"/>
+      <w:r>
+        <w:rPr>
+          <w:highlight w:val="red"/>
+        </w:rPr>
+        <w:t xml:space="preserve">, T, SOC, </w:t>
+      </w:r>
+      <w:proofErr w:type="gramStart"/>
+      <w:r>
+        <w:rPr>
+          <w:highlight w:val="red"/>
+        </w:rPr>
+        <w:t>D)Z</w:t>
+      </w:r>
+      <w:proofErr w:type="gramEnd"/>
+      <w:r>
+        <w:rPr>
+          <w:highlight w:val="red"/>
+        </w:rPr>
+        <w:t>=f(</w:t>
+      </w:r>
+      <w:proofErr w:type="spellStart"/>
+      <w:proofErr w:type="gramStart"/>
+      <w:r>
+        <w:rPr>
+          <w:highlight w:val="red"/>
+        </w:rPr>
+        <w:t>ω,T</w:t>
+      </w:r>
+      <w:proofErr w:type="gramEnd"/>
+      <w:r>
+        <w:rPr>
+          <w:highlight w:val="red"/>
+        </w:rPr>
+        <w:t>,</w:t>
+      </w:r>
+      <w:proofErr w:type="gramStart"/>
+      <w:r>
+        <w:rPr>
+          <w:highlight w:val="red"/>
+        </w:rPr>
+        <w:t>SOC,D</w:t>
+      </w:r>
+      <w:proofErr w:type="spellEnd"/>
+      <w:proofErr w:type="gramEnd"/>
+      <w:r>
+        <w:rPr>
+          <w:highlight w:val="red"/>
+        </w:rPr>
+        <w:t>).</w:t>
+      </w:r>
+    </w:p>
+    <w:p>
+      <w:pPr>
+        <w:spacing w:line="360" w:lineRule="auto"/>
+        <w:rPr>
+          <w:rFonts w:ascii="Times New Roman" w:hAnsi="Times New Roman" w:cs="Times New Roman"/>
+          <w:sz w:val="28"/>
+          <w:szCs w:val="28"/>
+        </w:rPr>
+      </w:pPr>
+      <w:r>
+        <w:rPr>
+          <w:rFonts w:ascii="Times New Roman" w:hAnsi="Times New Roman" w:cs="Times New Roman"/>
+          <w:sz w:val="28"/>
+          <w:szCs w:val="28"/>
+        </w:rPr>
+        <w:t>2.4 Модель динамического импеданса при нестационарных и импульсных нагрузках</w:t>
+      </w:r>
+    </w:p>
+    <w:p>
+      <w:pPr>
+        <w:spacing w:line="360" w:lineRule="auto"/>
+        <w:rPr>
+          <w:rFonts w:ascii="Times New Roman" w:hAnsi="Times New Roman" w:cs="Times New Roman"/>
+          <w:sz w:val="28"/>
+          <w:szCs w:val="28"/>
+        </w:rPr>
+      </w:pPr>
+      <w:r>
+        <w:rPr>
+          <w:rFonts w:ascii="Times New Roman" w:hAnsi="Times New Roman" w:cs="Times New Roman"/>
+          <w:sz w:val="28"/>
+          <w:szCs w:val="28"/>
+        </w:rPr>
+        <w:t>2.5 Температурная зависимость импедансных параметров</w:t>
+      </w:r>
+    </w:p>
+    <w:p>
+      <w:pPr>
+        <w:spacing w:line="360" w:lineRule="auto"/>
+        <w:rPr>
+          <w:rFonts w:ascii="Times New Roman" w:hAnsi="Times New Roman" w:cs="Times New Roman"/>
+          <w:sz w:val="28"/>
+          <w:szCs w:val="28"/>
+        </w:rPr>
+      </w:pPr>
+      <w:r>
+        <w:rPr>
+          <w:rFonts w:ascii="Times New Roman" w:hAnsi="Times New Roman" w:cs="Times New Roman"/>
+          <w:sz w:val="28"/>
+          <w:szCs w:val="28"/>
+        </w:rPr>
+        <w:t>2.6 Формализация параметра деградации и скорости его изменения</w:t>
+      </w:r>
+    </w:p>
+    <w:p>
+      <w:pPr>
+        <w:spacing w:line="360" w:lineRule="auto"/>
+        <w:rPr>
+          <w:rFonts w:ascii="Times New Roman" w:hAnsi="Times New Roman" w:cs="Times New Roman"/>
+          <w:sz w:val="28"/>
+          <w:szCs w:val="28"/>
+        </w:rPr>
+      </w:pPr>
+      <w:r>
+        <w:rPr>
+          <w:rFonts w:ascii="Times New Roman" w:hAnsi="Times New Roman" w:cs="Times New Roman"/>
+          <w:sz w:val="28"/>
+          <w:szCs w:val="28"/>
+        </w:rPr>
+        <w:t>2.7 Теоретические предпосылки идентификации параметров модели по экспериментальным данным</w:t>
+      </w:r>
+    </w:p>
+    <w:p>
+      <w:pPr>
+        <w:spacing w:line="360" w:lineRule="auto"/>
+        <w:rPr>
+          <w:rFonts w:ascii="Times New Roman" w:hAnsi="Times New Roman" w:cs="Times New Roman"/>
+          <w:sz w:val="28"/>
+          <w:szCs w:val="28"/>
+        </w:rPr>
+      </w:pPr>
+    </w:p>
+    <w:p>
+      <w:pPr>
+        <w:spacing w:line="360" w:lineRule="auto"/>
+        <w:rPr>
+          <w:rFonts w:ascii="Times New Roman" w:hAnsi="Times New Roman" w:cs="Times New Roman"/>
+          <w:b/>
+          <w:bCs/>
+          <w:sz w:val="28"/>
+          <w:szCs w:val="28"/>
+        </w:rPr>
+      </w:pPr>
+      <w:r>
+        <w:rPr>
+          <w:rFonts w:ascii="Times New Roman" w:hAnsi="Times New Roman" w:cs="Times New Roman"/>
+          <w:b/>
+          <w:bCs/>
+          <w:sz w:val="28"/>
+          <w:szCs w:val="28"/>
+        </w:rPr>
+        <w:t xml:space="preserve">ГЛАВА </w:t>
+      </w:r>
+      <w:r>
+        <w:rPr>
+          <w:rFonts w:ascii="Times New Roman" w:hAnsi="Times New Roman" w:cs="Times New Roman"/>
+          <w:b/>
+          <w:bCs/>
+          <w:sz w:val="28"/>
+          <w:szCs w:val="28"/>
+        </w:rPr>
+        <w:t>3</w:t>
+      </w:r>
+      <w:r>
+        <w:rPr>
+          <w:rFonts w:ascii="Times New Roman" w:hAnsi="Times New Roman" w:cs="Times New Roman"/>
+          <w:b/>
+          <w:bCs/>
+          <w:sz w:val="28"/>
+          <w:szCs w:val="28"/>
+        </w:rPr>
+        <w:t xml:space="preserve"> </w:t>
+      </w:r>
+      <w:r>
+        <w:rPr>
+          <w:rFonts w:ascii="Times New Roman" w:hAnsi="Times New Roman" w:cs="Times New Roman"/>
+          <w:b/>
+          <w:bCs/>
+          <w:sz w:val="28"/>
+          <w:szCs w:val="28"/>
+        </w:rPr>
+        <w:t>Диагностические критерии технического состояния батарей на основе импедансных параметров</w:t>
+      </w:r>
+    </w:p>
+    <w:p>
+      <w:pPr>
+        <w:spacing w:line="360" w:lineRule="auto"/>
+        <w:rPr>
+          <w:rFonts w:ascii="Times New Roman" w:hAnsi="Times New Roman" w:cs="Times New Roman"/>
+          <w:sz w:val="28"/>
+          <w:szCs w:val="28"/>
+        </w:rPr>
+      </w:pPr>
+      <w:r>
+        <w:rPr>
+          <w:rFonts w:ascii="Times New Roman" w:hAnsi="Times New Roman" w:cs="Times New Roman"/>
+          <w:sz w:val="28"/>
+          <w:szCs w:val="28"/>
+        </w:rPr>
+        <w:t>3.1 Связь параметров диаграммы Найквиста с деградацией аккумуляторных батарей</w:t>
+      </w:r>
+    </w:p>
+    <w:p>
+      <w:pPr>
+        <w:spacing w:line="360" w:lineRule="auto"/>
+        <w:rPr>
+          <w:rFonts w:ascii="Times New Roman" w:hAnsi="Times New Roman" w:cs="Times New Roman"/>
+          <w:sz w:val="28"/>
+          <w:szCs w:val="28"/>
+        </w:rPr>
+      </w:pPr>
+      <w:r>
+        <w:rPr>
+          <w:rFonts w:ascii="Times New Roman" w:hAnsi="Times New Roman" w:cs="Times New Roman"/>
+          <w:sz w:val="28"/>
+          <w:szCs w:val="28"/>
+        </w:rPr>
+        <w:t>3.2 Идентификация сопротивления переноса заряда, омического сопротивления и диффузионной составляющей</w:t>
+      </w:r>
+    </w:p>
+    <w:p>
+      <w:pPr>
+        <w:spacing w:line="360" w:lineRule="auto"/>
+        <w:rPr>
+          <w:rFonts w:ascii="Times New Roman" w:hAnsi="Times New Roman" w:cs="Times New Roman"/>
+          <w:sz w:val="28"/>
+          <w:szCs w:val="28"/>
+        </w:rPr>
+      </w:pPr>
+      <w:r>
+        <w:rPr>
+          <w:rFonts w:ascii="Times New Roman" w:hAnsi="Times New Roman" w:cs="Times New Roman"/>
+          <w:sz w:val="28"/>
+          <w:szCs w:val="28"/>
+        </w:rPr>
+        <w:t>3.3 Определение скорости деградации по динамике импедансных параметров</w:t>
+      </w:r>
+    </w:p>
+    <w:p>
+      <w:pPr>
+        <w:spacing w:line="360" w:lineRule="auto"/>
+        <w:rPr>
+          <w:rFonts w:ascii="Times New Roman" w:hAnsi="Times New Roman" w:cs="Times New Roman"/>
+          <w:sz w:val="28"/>
+          <w:szCs w:val="28"/>
+        </w:rPr>
+      </w:pPr>
+      <w:r>
+        <w:rPr>
+          <w:rFonts w:ascii="Times New Roman" w:hAnsi="Times New Roman" w:cs="Times New Roman"/>
+          <w:sz w:val="28"/>
+          <w:szCs w:val="28"/>
+        </w:rPr>
+        <w:t>3.4 Интегральный диагностический критерий технического состояния батареи</w:t>
+      </w:r>
+    </w:p>
+    <w:p>
+      <w:pPr>
+        <w:spacing w:line="360" w:lineRule="auto"/>
+        <w:rPr>
+          <w:rFonts w:ascii="Times New Roman" w:hAnsi="Times New Roman" w:cs="Times New Roman"/>
+          <w:sz w:val="28"/>
+          <w:szCs w:val="28"/>
+        </w:rPr>
+      </w:pPr>
+      <w:r>
+        <w:rPr>
+          <w:rFonts w:ascii="Times New Roman" w:hAnsi="Times New Roman" w:cs="Times New Roman"/>
+          <w:sz w:val="28"/>
+          <w:szCs w:val="28"/>
+        </w:rPr>
+        <w:t>3.5 Критерий предельного состояния по параметрам комплексного импеданса</w:t>
+      </w:r>
+    </w:p>
+    <w:p>
+      <w:pPr>
+        <w:spacing w:line="360" w:lineRule="auto"/>
+        <w:rPr>
+          <w:rFonts w:ascii="Times New Roman" w:hAnsi="Times New Roman" w:cs="Times New Roman"/>
+          <w:sz w:val="28"/>
+          <w:szCs w:val="28"/>
+        </w:rPr>
+      </w:pPr>
+      <w:r>
+        <w:rPr>
+          <w:rFonts w:ascii="Times New Roman" w:hAnsi="Times New Roman" w:cs="Times New Roman"/>
+          <w:sz w:val="28"/>
+          <w:szCs w:val="28"/>
+        </w:rPr>
+        <w:t xml:space="preserve">3.6 Метод экспресс-оценки </w:t>
+      </w:r>
+      <w:r>
+        <w:rPr>
+          <w:rFonts w:ascii="Times New Roman" w:hAnsi="Times New Roman" w:cs="Times New Roman"/>
+          <w:i/>
+          <w:iCs/>
+          <w:sz w:val="28"/>
+          <w:szCs w:val="28"/>
+          <w:lang w:val="en-US"/>
+        </w:rPr>
+        <w:t>SOH</w:t>
+      </w:r>
+      <w:r>
+        <w:rPr>
+          <w:rFonts w:ascii="Times New Roman" w:hAnsi="Times New Roman" w:cs="Times New Roman"/>
+          <w:sz w:val="28"/>
+          <w:szCs w:val="28"/>
+        </w:rPr>
+        <w:t xml:space="preserve"> по ограниченному набору диагностических частот</w:t>
+      </w:r>
+    </w:p>
+    <w:p>
+      <w:pPr>
+        <w:spacing w:line="360" w:lineRule="auto"/>
+        <w:rPr>
+          <w:rFonts w:ascii="Times New Roman" w:hAnsi="Times New Roman" w:cs="Times New Roman"/>
+          <w:sz w:val="28"/>
+          <w:szCs w:val="28"/>
+        </w:rPr>
+      </w:pPr>
+      <w:r>
+        <w:rPr>
+          <w:rFonts w:ascii="Times New Roman" w:hAnsi="Times New Roman" w:cs="Times New Roman"/>
+          <w:sz w:val="28"/>
+          <w:szCs w:val="28"/>
+        </w:rPr>
+        <w:t>3.7 Унификация диагностической модели для различных электрохимических систем</w:t>
+      </w:r>
+    </w:p>
+    <w:p>
+      <w:pPr>
+        <w:spacing w:line="360" w:lineRule="auto"/>
+        <w:rPr>
+          <w:rFonts w:ascii="Times New Roman" w:hAnsi="Times New Roman" w:cs="Times New Roman"/>
+          <w:sz w:val="28"/>
+          <w:szCs w:val="28"/>
+        </w:rPr>
+      </w:pPr>
+    </w:p>
+    <w:p>
+      <w:pPr>
+        <w:spacing w:line="360" w:lineRule="auto"/>
+        <w:rPr>
+          <w:rFonts w:ascii="Times New Roman" w:hAnsi="Times New Roman" w:cs="Times New Roman"/>
+          <w:b/>
+          <w:bCs/>
+          <w:sz w:val="28"/>
+          <w:szCs w:val="28"/>
+        </w:rPr>
+      </w:pPr>
+      <w:r>
+        <w:rPr>
+          <w:rFonts w:ascii="Times New Roman" w:hAnsi="Times New Roman" w:cs="Times New Roman"/>
+          <w:b/>
+          <w:bCs/>
+          <w:sz w:val="28"/>
+          <w:szCs w:val="28"/>
+        </w:rPr>
         <w:lastRenderedPageBreak/>
-        <w:t xml:space="preserve">Именно здесь возникает первый блок собственных результатов: критерий деградации, критерий предельного состояния и переход от «измерения спектра» к «оценке состояния». </w:t>
-      </w:r>
-    </w:p>
-    <w:p/>
-    <w:p/>
-    <w:p>
-      <w:r>
-        <w:t>Глава 4. Модель прогнозирования остаточного ресурса тяговых аккумуляторных батарей</w:t>
-      </w:r>
-    </w:p>
-    <w:p/>
-    <w:p>
-      <w:r>
-        <w:t>4.1. Формирование модели деградации на основе динамики импедансных параметров.</w:t>
-      </w:r>
-    </w:p>
-    <w:p>
-      <w:r>
-        <w:t xml:space="preserve">4.2. Связь скорости роста </w:t>
-      </w:r>
-    </w:p>
-    <w:p>
-      <w:r>
-        <w:rPr>
-          <w:rFonts w:ascii="Cambria Math" w:hAnsi="Cambria Math" w:cs="Cambria Math"/>
-        </w:rPr>
-        <w:t>𝑅</w:t>
-      </w:r>
-    </w:p>
-    <w:p>
-      <w:r>
-        <w:rPr>
-          <w:rFonts w:ascii="Cambria Math" w:hAnsi="Cambria Math" w:cs="Cambria Math"/>
-        </w:rPr>
-        <w:t>𝑐</w:t>
-      </w:r>
-    </w:p>
-    <w:p>
-      <w:r>
-        <w:rPr>
-          <w:rFonts w:ascii="Cambria Math" w:hAnsi="Cambria Math" w:cs="Cambria Math"/>
-        </w:rPr>
-        <w:t>𝑡</w:t>
-      </w:r>
-    </w:p>
-    <w:p>
-      <w:r>
+        <w:t xml:space="preserve">ГЛАВА </w:t>
+      </w:r>
+      <w:r>
+        <w:rPr>
+          <w:rFonts w:ascii="Times New Roman" w:hAnsi="Times New Roman" w:cs="Times New Roman"/>
+          <w:b/>
+          <w:bCs/>
+          <w:sz w:val="28"/>
+          <w:szCs w:val="28"/>
+        </w:rPr>
+        <w:t>4</w:t>
+      </w:r>
+      <w:r>
+        <w:rPr>
+          <w:rFonts w:ascii="Times New Roman" w:hAnsi="Times New Roman" w:cs="Times New Roman"/>
+          <w:b/>
+          <w:bCs/>
+          <w:sz w:val="28"/>
+          <w:szCs w:val="28"/>
+        </w:rPr>
+        <w:t xml:space="preserve"> </w:t>
+      </w:r>
+      <w:r>
+        <w:rPr>
+          <w:rFonts w:ascii="Times New Roman" w:hAnsi="Times New Roman" w:cs="Times New Roman"/>
+          <w:b/>
+          <w:bCs/>
+          <w:sz w:val="28"/>
+          <w:szCs w:val="28"/>
+        </w:rPr>
+        <w:t>МОДЕЛЬ ПРОГНОЗИРОВАНИЯ ОСТАТОЧНОГО РЕСУРСА ТЯГОВЫХ АККУМУЛЯТОРНЫХ БАТАРЕЙ</w:t>
+      </w:r>
+    </w:p>
+    <w:p>
+      <w:pPr>
+        <w:spacing w:line="360" w:lineRule="auto"/>
+        <w:rPr>
+          <w:rFonts w:ascii="Times New Roman" w:hAnsi="Times New Roman" w:cs="Times New Roman"/>
+          <w:sz w:val="28"/>
+          <w:szCs w:val="28"/>
+        </w:rPr>
+      </w:pPr>
+      <w:r>
+        <w:rPr>
+          <w:rFonts w:ascii="Times New Roman" w:hAnsi="Times New Roman" w:cs="Times New Roman"/>
+          <w:sz w:val="28"/>
+          <w:szCs w:val="28"/>
+        </w:rPr>
+        <w:t>4.1 Формирование модели деградации на основе динамики импедансных параметров</w:t>
+      </w:r>
+    </w:p>
+    <w:p>
+      <w:pPr>
+        <w:spacing w:line="360" w:lineRule="auto"/>
+        <w:rPr>
+          <w:rFonts w:ascii="Times New Roman" w:hAnsi="Times New Roman" w:cs="Times New Roman"/>
+          <w:sz w:val="28"/>
+          <w:szCs w:val="28"/>
+        </w:rPr>
+      </w:pPr>
+      <w:r>
+        <w:rPr>
+          <w:rFonts w:ascii="Times New Roman" w:hAnsi="Times New Roman" w:cs="Times New Roman"/>
+          <w:sz w:val="28"/>
+          <w:szCs w:val="28"/>
+        </w:rPr>
+        <w:t xml:space="preserve">4.2 Связь скорости роста </w:t>
+      </w:r>
+      <w:proofErr w:type="spellStart"/>
+      <w:r>
+        <w:rPr>
+          <w:rFonts w:ascii="Times New Roman" w:hAnsi="Times New Roman" w:cs="Times New Roman"/>
+          <w:i/>
+          <w:iCs/>
+          <w:sz w:val="28"/>
+          <w:szCs w:val="28"/>
+          <w:lang w:val="en-US"/>
+        </w:rPr>
         <w:t>R</w:t>
       </w:r>
-    </w:p>
-    <w:p>
-      <w:r>
+      <w:r>
+        <w:rPr>
+          <w:rFonts w:ascii="Times New Roman" w:hAnsi="Times New Roman" w:cs="Times New Roman"/>
+          <w:i/>
+          <w:iCs/>
+          <w:sz w:val="28"/>
+          <w:szCs w:val="28"/>
+          <w:vertAlign w:val="subscript"/>
+          <w:lang w:val="en-US"/>
+        </w:rPr>
         <w:t>ct</w:t>
       </w:r>
-    </w:p>
-    <w:p>
-      <w:r>
-        <w:tab/>
-      </w:r>
-      <w:r>
-        <w:rPr>
-          <w:rFonts w:ascii="Arial" w:hAnsi="Arial" w:cs="Arial"/>
-        </w:rPr>
-        <w:t>​</w:t>
-      </w:r>
-    </w:p>
-    <w:p/>
-    <w:p>
-      <w:r>
-        <w:t xml:space="preserve"> с потерей ресурса батареи.</w:t>
-      </w:r>
-    </w:p>
-    <w:p>
-      <w:r>
-        <w:t>4.3. Модель прогнозирования остаточного ресурса в циклах и во времени.</w:t>
-      </w:r>
-    </w:p>
-    <w:p>
-      <w:r>
-        <w:t>4.4. Учёт эксплуатационных факторов: температура, токовые пики, рекуперация, частичные циклы.</w:t>
-      </w:r>
-    </w:p>
-    <w:p>
-      <w:r>
-        <w:t>4.5. Прогнозирование RUL в нестационарных режимах эксплуатации.</w:t>
-      </w:r>
-    </w:p>
-    <w:p>
-      <w:r>
-        <w:t>4.6. Алгоритм прогнозирования для интеграции в BMS.</w:t>
-      </w:r>
-    </w:p>
-    <w:p>
-      <w:r>
+      <w:proofErr w:type="spellEnd"/>
+      <w:r>
+        <w:rPr>
+          <w:rFonts w:ascii="Times New Roman" w:hAnsi="Times New Roman" w:cs="Times New Roman"/>
+          <w:sz w:val="28"/>
+          <w:szCs w:val="28"/>
+        </w:rPr>
+        <w:t xml:space="preserve"> с потерей ресурса батареи</w:t>
+      </w:r>
+    </w:p>
+    <w:p>
+      <w:pPr>
+        <w:spacing w:line="360" w:lineRule="auto"/>
+        <w:rPr>
+          <w:rFonts w:ascii="Times New Roman" w:hAnsi="Times New Roman" w:cs="Times New Roman"/>
+          <w:sz w:val="28"/>
+          <w:szCs w:val="28"/>
+        </w:rPr>
+      </w:pPr>
+      <w:r>
+        <w:rPr>
+          <w:rFonts w:ascii="Times New Roman" w:hAnsi="Times New Roman" w:cs="Times New Roman"/>
+          <w:sz w:val="28"/>
+          <w:szCs w:val="28"/>
+        </w:rPr>
+        <w:t>4.3 Модель прогнозирования остаточного ресурса в циклах и во времени</w:t>
+      </w:r>
+    </w:p>
+    <w:p>
+      <w:pPr>
+        <w:spacing w:line="360" w:lineRule="auto"/>
+        <w:rPr>
+          <w:rFonts w:ascii="Times New Roman" w:hAnsi="Times New Roman" w:cs="Times New Roman"/>
+          <w:sz w:val="28"/>
+          <w:szCs w:val="28"/>
+        </w:rPr>
+      </w:pPr>
+      <w:r>
+        <w:rPr>
+          <w:rFonts w:ascii="Times New Roman" w:hAnsi="Times New Roman" w:cs="Times New Roman"/>
+          <w:sz w:val="28"/>
+          <w:szCs w:val="28"/>
+        </w:rPr>
+        <w:t>4.4 Учёт эксплуатационных факторов: температура, токовые пики, рекуперация, частичные циклы</w:t>
+      </w:r>
+    </w:p>
+    <w:p>
+      <w:pPr>
+        <w:spacing w:line="360" w:lineRule="auto"/>
+        <w:rPr>
+          <w:rFonts w:ascii="Times New Roman" w:hAnsi="Times New Roman" w:cs="Times New Roman"/>
+          <w:sz w:val="28"/>
+          <w:szCs w:val="28"/>
+        </w:rPr>
+      </w:pPr>
+      <w:r>
+        <w:rPr>
+          <w:rFonts w:ascii="Times New Roman" w:hAnsi="Times New Roman" w:cs="Times New Roman"/>
+          <w:sz w:val="28"/>
+          <w:szCs w:val="28"/>
+        </w:rPr>
+        <w:t xml:space="preserve">4.5 Прогнозирование </w:t>
+      </w:r>
+      <w:r>
+        <w:rPr>
+          <w:rFonts w:ascii="Times New Roman" w:hAnsi="Times New Roman" w:cs="Times New Roman"/>
+          <w:i/>
+          <w:iCs/>
+          <w:sz w:val="28"/>
+          <w:szCs w:val="28"/>
+          <w:lang w:val="en-US"/>
+        </w:rPr>
+        <w:t>RUL</w:t>
+      </w:r>
+      <w:r>
+        <w:rPr>
+          <w:rFonts w:ascii="Times New Roman" w:hAnsi="Times New Roman" w:cs="Times New Roman"/>
+          <w:sz w:val="28"/>
+          <w:szCs w:val="28"/>
+        </w:rPr>
+        <w:t xml:space="preserve"> в нестационарных режимах эксплуатации</w:t>
+      </w:r>
+    </w:p>
+    <w:p>
+      <w:pPr>
+        <w:spacing w:line="360" w:lineRule="auto"/>
+        <w:rPr>
+          <w:rFonts w:ascii="Times New Roman" w:hAnsi="Times New Roman" w:cs="Times New Roman"/>
+          <w:sz w:val="28"/>
+          <w:szCs w:val="28"/>
+        </w:rPr>
+      </w:pPr>
+      <w:r>
+        <w:rPr>
+          <w:rFonts w:ascii="Times New Roman" w:hAnsi="Times New Roman" w:cs="Times New Roman"/>
+          <w:sz w:val="28"/>
+          <w:szCs w:val="28"/>
+        </w:rPr>
+        <w:t>4.6 Алгоритм прогнозирования для интеграции в BMS</w:t>
+      </w:r>
+    </w:p>
+    <w:p>
+      <w:pPr>
+        <w:spacing w:line="360" w:lineRule="auto"/>
+        <w:rPr>
+          <w:rFonts w:ascii="Times New Roman" w:hAnsi="Times New Roman" w:cs="Times New Roman"/>
+          <w:sz w:val="28"/>
+          <w:szCs w:val="28"/>
+        </w:rPr>
+      </w:pPr>
+      <w:r>
+        <w:rPr>
+          <w:highlight w:val="red"/>
+        </w:rPr>
         <w:t>4.7. Анализ чувствительности, устойчивости и точности прогностической модели.</w:t>
       </w:r>
     </w:p>
-    <w:p/>
-    <w:p>
-      <w:r>
-        <w:t xml:space="preserve">Это центральная глава. Если формулировать жёстко, именно она делает работу не просто диагностической, а прогностической. В вашем файле как раз обозначен переход от </w:t>
-      </w:r>
-    </w:p>
-    <w:p>
-      <w:r>
-        <w:rPr>
-          <w:rFonts w:ascii="Cambria Math" w:hAnsi="Cambria Math" w:cs="Cambria Math"/>
-        </w:rPr>
-        <w:t>𝑅</w:t>
-      </w:r>
-    </w:p>
-    <w:p>
-      <w:r>
-        <w:rPr>
-          <w:rFonts w:ascii="Cambria Math" w:hAnsi="Cambria Math" w:cs="Cambria Math"/>
-        </w:rPr>
-        <w:t>𝑈</w:t>
-      </w:r>
-    </w:p>
-    <w:p>
-      <w:r>
-        <w:rPr>
-          <w:rFonts w:ascii="Cambria Math" w:hAnsi="Cambria Math" w:cs="Cambria Math"/>
-        </w:rPr>
-        <w:t>𝐿</w:t>
-      </w:r>
-    </w:p>
-    <w:p>
-      <w:r>
-        <w:t>=</w:t>
-      </w:r>
-    </w:p>
-    <w:p>
-      <w:r>
-        <w:rPr>
-          <w:rFonts w:ascii="Cambria Math" w:hAnsi="Cambria Math" w:cs="Cambria Math"/>
-        </w:rPr>
-        <w:t>𝑓</w:t>
-      </w:r>
-    </w:p>
-    <w:p>
-      <w:r>
-        <w:t>(</w:t>
-      </w:r>
-    </w:p>
-    <w:p>
-      <w:r>
-        <w:rPr>
-          <w:rFonts w:ascii="Cambria Math" w:hAnsi="Cambria Math" w:cs="Cambria Math"/>
-        </w:rPr>
-        <w:t>𝑅</w:t>
-      </w:r>
-    </w:p>
-    <w:p>
-      <w:r>
-        <w:rPr>
-          <w:rFonts w:ascii="Cambria Math" w:hAnsi="Cambria Math" w:cs="Cambria Math"/>
-        </w:rPr>
-        <w:t>𝑐</w:t>
-      </w:r>
-    </w:p>
-    <w:p>
-      <w:r>
-        <w:rPr>
-          <w:rFonts w:ascii="Cambria Math" w:hAnsi="Cambria Math" w:cs="Cambria Math"/>
-        </w:rPr>
-        <w:t>𝑡</w:t>
-      </w:r>
-    </w:p>
-    <w:p>
-      <w:r>
-        <w:lastRenderedPageBreak/>
-        <w:t>,</w:t>
-      </w:r>
-    </w:p>
-    <w:p>
-      <w:r>
-        <w:rPr>
-          <w:rFonts w:ascii="Cambria Math" w:hAnsi="Cambria Math" w:cs="Cambria Math"/>
-        </w:rPr>
-        <w:t>𝑅</w:t>
-      </w:r>
-    </w:p>
-    <w:p>
-      <w:r>
-        <w:t>˙</w:t>
-      </w:r>
-    </w:p>
-    <w:p>
-      <w:r>
-        <w:rPr>
-          <w:rFonts w:ascii="Cambria Math" w:hAnsi="Cambria Math" w:cs="Cambria Math"/>
-        </w:rPr>
-        <w:t>𝑐</w:t>
-      </w:r>
-    </w:p>
-    <w:p>
-      <w:r>
-        <w:rPr>
-          <w:rFonts w:ascii="Cambria Math" w:hAnsi="Cambria Math" w:cs="Cambria Math"/>
-        </w:rPr>
-        <w:t>𝑡</w:t>
-      </w:r>
-    </w:p>
-    <w:p>
-      <w:r>
-        <w:t>,</w:t>
-      </w:r>
-    </w:p>
-    <w:p>
-      <w:r>
-        <w:rPr>
-          <w:rFonts w:ascii="Cambria Math" w:hAnsi="Cambria Math" w:cs="Cambria Math"/>
-        </w:rPr>
-        <w:t>𝑇</w:t>
-      </w:r>
-    </w:p>
-    <w:p>
-      <w:r>
-        <w:t>,</w:t>
-      </w:r>
-    </w:p>
-    <w:p>
-      <w:r>
-        <w:t>режим</w:t>
-      </w:r>
-    </w:p>
-    <w:p>
-      <w:r>
-        <w:t>)</w:t>
-      </w:r>
-    </w:p>
-    <w:p>
-      <w:r>
-        <w:t>RUL=f(Rct,</w:t>
-      </w:r>
-    </w:p>
-    <w:p>
-      <w:r>
-        <w:t>R</w:t>
-      </w:r>
-    </w:p>
-    <w:p>
-      <w:r>
-        <w:t>˙</w:t>
-      </w:r>
-    </w:p>
-    <w:p>
-      <w:r>
-        <w:t xml:space="preserve">ct,T,режим) к инженерной реализации через ограниченный спектр частот и BMS. </w:t>
-      </w:r>
-    </w:p>
-    <w:p/>
-    <w:p>
-      <w:r>
-        <w:t>Борзенков к дис</w:t>
-      </w:r>
-    </w:p>
-    <w:p/>
-    <w:p>
-      <w:r>
-        <w:t>Глава 5. Экспериментальная верификация и внедрение результатов</w:t>
-      </w:r>
-    </w:p>
-    <w:p/>
-    <w:p>
-      <w:r>
-        <w:t>5.1. Методика проведения импедансных измерений тяговых аккумуляторных батарей.</w:t>
-      </w:r>
-    </w:p>
-    <w:p>
-      <w:r>
-        <w:t>5.2. Характеристика исследуемых батарей и режимов испытаний.</w:t>
-      </w:r>
-    </w:p>
-    <w:p>
-      <w:r>
-        <w:t>5.3. Экспериментальная идентификация параметров модели для Li-ion, LFP и Na-ion систем.</w:t>
-      </w:r>
-    </w:p>
-    <w:p>
-      <w:r>
-        <w:t>5.4. Сопоставление расчётных и экспериментальных импедансных характеристик.</w:t>
-      </w:r>
-    </w:p>
-    <w:p>
-      <w:r>
-        <w:t>5.5. Экспериментальная проверка модели прогнозирования остаточного ресурса.</w:t>
-      </w:r>
-    </w:p>
-    <w:p>
-      <w:r>
-        <w:t>5.6. Сравнение предложенного подхода с традиционными методами оценки SOH/RUL.</w:t>
-      </w:r>
-    </w:p>
-    <w:p>
-      <w:r>
-        <w:t>5.7. Инженерные рекомендации по внедрению в BMS и эксплуатационную практику.</w:t>
-      </w:r>
-    </w:p>
-    <w:p>
-      <w:r>
-        <w:t>5.8. Оценка технической и экономической эффективности применения разработанного подхода.</w:t>
-      </w:r>
-    </w:p>
-    <w:p/>
-    <w:p>
-      <w:r>
-        <w:t>Такой финал отвечает ожиданиям диссертационного совета: у вас есть теория, критерии, модель, экспериментальная верификация и путь к внедрению.</w:t>
-      </w:r>
-    </w:p>
-    <w:p/>
-    <w:p>
-      <w:r>
-        <w:t>Заключение</w:t>
-      </w:r>
-    </w:p>
-    <w:p/>
-    <w:p>
-      <w:r>
-        <w:t>Основные научные результаты.</w:t>
-      </w:r>
-    </w:p>
-    <w:p>
-      <w:r>
-        <w:t>Основные выводы по работе.</w:t>
-      </w:r>
-    </w:p>
-    <w:p>
-      <w:r>
-        <w:t>Соответствие результатов поставленной цели и задачам.</w:t>
-      </w:r>
-    </w:p>
-    <w:p>
-      <w:r>
-        <w:t>Рекомендации по практическому использованию результатов.</w:t>
-      </w:r>
-    </w:p>
-    <w:p>
-      <w:r>
-        <w:t>Перспективы дальнейших исследований.</w:t>
-      </w:r>
+    <w:p>
+      <w:pPr>
+        <w:spacing w:line="360" w:lineRule="auto"/>
+        <w:rPr>
+          <w:rFonts w:ascii="Times New Roman" w:hAnsi="Times New Roman" w:cs="Times New Roman"/>
+          <w:sz w:val="28"/>
+          <w:szCs w:val="28"/>
+        </w:rPr>
+      </w:pPr>
+    </w:p>
+    <w:p>
+      <w:pPr>
+        <w:spacing w:line="360" w:lineRule="auto"/>
+        <w:rPr>
+          <w:rFonts w:ascii="Times New Roman" w:hAnsi="Times New Roman" w:cs="Times New Roman"/>
+          <w:b/>
+          <w:bCs/>
+          <w:sz w:val="28"/>
+          <w:szCs w:val="28"/>
+        </w:rPr>
+      </w:pPr>
+      <w:r>
+        <w:rPr>
+          <w:rFonts w:ascii="Times New Roman" w:hAnsi="Times New Roman" w:cs="Times New Roman"/>
+          <w:b/>
+          <w:bCs/>
+          <w:sz w:val="28"/>
+          <w:szCs w:val="28"/>
+        </w:rPr>
+        <w:t xml:space="preserve">ГЛАВА </w:t>
+      </w:r>
+      <w:r>
+        <w:rPr>
+          <w:rFonts w:ascii="Times New Roman" w:hAnsi="Times New Roman" w:cs="Times New Roman"/>
+          <w:b/>
+          <w:bCs/>
+          <w:sz w:val="28"/>
+          <w:szCs w:val="28"/>
+        </w:rPr>
+        <w:t>5</w:t>
+      </w:r>
+      <w:r>
+        <w:rPr>
+          <w:rFonts w:ascii="Times New Roman" w:hAnsi="Times New Roman" w:cs="Times New Roman"/>
+          <w:b/>
+          <w:bCs/>
+          <w:sz w:val="28"/>
+          <w:szCs w:val="28"/>
+        </w:rPr>
+        <w:t xml:space="preserve"> </w:t>
+      </w:r>
+      <w:r>
+        <w:rPr>
+          <w:rFonts w:ascii="Times New Roman" w:hAnsi="Times New Roman" w:cs="Times New Roman"/>
+          <w:b/>
+          <w:bCs/>
+          <w:sz w:val="28"/>
+          <w:szCs w:val="28"/>
+        </w:rPr>
+        <w:t>ЭКСПЕРИМЕНТАЛЬНАЯ ВЕРИФИКАЦИЯ И ВНЕДРЕНИЕ РЕЗУЛЬТАТОВ</w:t>
+      </w:r>
+    </w:p>
+    <w:p>
+      <w:pPr>
+        <w:spacing w:line="360" w:lineRule="auto"/>
+        <w:rPr>
+          <w:rFonts w:ascii="Times New Roman" w:hAnsi="Times New Roman" w:cs="Times New Roman"/>
+          <w:sz w:val="28"/>
+          <w:szCs w:val="28"/>
+        </w:rPr>
+      </w:pPr>
+      <w:r>
+        <w:rPr>
+          <w:rFonts w:ascii="Times New Roman" w:hAnsi="Times New Roman" w:cs="Times New Roman"/>
+          <w:sz w:val="28"/>
+          <w:szCs w:val="28"/>
+        </w:rPr>
+        <w:t>5.1 Методика проведения импедансных измерений тяговых аккумуляторных батарей</w:t>
+      </w:r>
+    </w:p>
+    <w:p>
+      <w:pPr>
+        <w:spacing w:line="360" w:lineRule="auto"/>
+        <w:rPr>
+          <w:rFonts w:ascii="Times New Roman" w:hAnsi="Times New Roman" w:cs="Times New Roman"/>
+          <w:sz w:val="28"/>
+          <w:szCs w:val="28"/>
+        </w:rPr>
+      </w:pPr>
+      <w:r>
+        <w:rPr>
+          <w:rFonts w:ascii="Times New Roman" w:hAnsi="Times New Roman" w:cs="Times New Roman"/>
+          <w:sz w:val="28"/>
+          <w:szCs w:val="28"/>
+        </w:rPr>
+        <w:t>5.2 Характеристика исследуемых батарей и режимов испытаний</w:t>
+      </w:r>
+    </w:p>
+    <w:p>
+      <w:pPr>
+        <w:spacing w:line="360" w:lineRule="auto"/>
+        <w:rPr>
+          <w:rFonts w:ascii="Times New Roman" w:hAnsi="Times New Roman" w:cs="Times New Roman"/>
+          <w:sz w:val="28"/>
+          <w:szCs w:val="28"/>
+        </w:rPr>
+      </w:pPr>
+      <w:r>
+        <w:rPr>
+          <w:rFonts w:ascii="Times New Roman" w:hAnsi="Times New Roman" w:cs="Times New Roman"/>
+          <w:sz w:val="28"/>
+          <w:szCs w:val="28"/>
+        </w:rPr>
+        <w:t xml:space="preserve">5.3 Экспериментальная идентификация параметров модели для </w:t>
+      </w:r>
+      <w:r>
+        <w:rPr>
+          <w:rFonts w:ascii="Times New Roman" w:hAnsi="Times New Roman" w:cs="Times New Roman"/>
+          <w:sz w:val="28"/>
+          <w:szCs w:val="28"/>
+          <w:lang w:val="en-US"/>
+        </w:rPr>
+        <w:t>Li</w:t>
+      </w:r>
+      <w:r>
+        <w:rPr>
+          <w:rFonts w:ascii="Times New Roman" w:hAnsi="Times New Roman" w:cs="Times New Roman"/>
+          <w:sz w:val="28"/>
+          <w:szCs w:val="28"/>
+        </w:rPr>
+        <w:t>-</w:t>
+      </w:r>
+      <w:r>
+        <w:rPr>
+          <w:rFonts w:ascii="Times New Roman" w:hAnsi="Times New Roman" w:cs="Times New Roman"/>
+          <w:sz w:val="28"/>
+          <w:szCs w:val="28"/>
+          <w:lang w:val="en-US"/>
+        </w:rPr>
+        <w:t>ion</w:t>
+      </w:r>
+      <w:r>
+        <w:rPr>
+          <w:rFonts w:ascii="Times New Roman" w:hAnsi="Times New Roman" w:cs="Times New Roman"/>
+          <w:sz w:val="28"/>
+          <w:szCs w:val="28"/>
+        </w:rPr>
+        <w:t xml:space="preserve">, </w:t>
+      </w:r>
+      <w:r>
+        <w:rPr>
+          <w:rFonts w:ascii="Times New Roman" w:hAnsi="Times New Roman" w:cs="Times New Roman"/>
+          <w:sz w:val="28"/>
+          <w:szCs w:val="28"/>
+          <w:lang w:val="en-US"/>
+        </w:rPr>
+        <w:t>LFP</w:t>
+      </w:r>
+      <w:r>
+        <w:rPr>
+          <w:rFonts w:ascii="Times New Roman" w:hAnsi="Times New Roman" w:cs="Times New Roman"/>
+          <w:sz w:val="28"/>
+          <w:szCs w:val="28"/>
+        </w:rPr>
+        <w:t xml:space="preserve">, </w:t>
+      </w:r>
+      <w:r>
+        <w:rPr>
+          <w:rFonts w:ascii="Times New Roman" w:hAnsi="Times New Roman" w:cs="Times New Roman"/>
+          <w:sz w:val="28"/>
+          <w:szCs w:val="28"/>
+          <w:lang w:val="en-US"/>
+        </w:rPr>
+        <w:t>LTO</w:t>
+      </w:r>
+      <w:r>
+        <w:rPr>
+          <w:rFonts w:ascii="Times New Roman" w:hAnsi="Times New Roman" w:cs="Times New Roman"/>
+          <w:sz w:val="28"/>
+          <w:szCs w:val="28"/>
+        </w:rPr>
+        <w:t xml:space="preserve"> и </w:t>
+      </w:r>
+      <w:r>
+        <w:rPr>
+          <w:rFonts w:ascii="Times New Roman" w:hAnsi="Times New Roman" w:cs="Times New Roman"/>
+          <w:sz w:val="28"/>
+          <w:szCs w:val="28"/>
+          <w:lang w:val="en-US"/>
+        </w:rPr>
+        <w:t>Na</w:t>
+      </w:r>
+      <w:r>
+        <w:rPr>
+          <w:rFonts w:ascii="Times New Roman" w:hAnsi="Times New Roman" w:cs="Times New Roman"/>
+          <w:sz w:val="28"/>
+          <w:szCs w:val="28"/>
+        </w:rPr>
+        <w:t>-</w:t>
+      </w:r>
+      <w:r>
+        <w:rPr>
+          <w:rFonts w:ascii="Times New Roman" w:hAnsi="Times New Roman" w:cs="Times New Roman"/>
+          <w:sz w:val="28"/>
+          <w:szCs w:val="28"/>
+          <w:lang w:val="en-US"/>
+        </w:rPr>
+        <w:t>ion</w:t>
+      </w:r>
+      <w:r>
+        <w:rPr>
+          <w:rFonts w:ascii="Times New Roman" w:hAnsi="Times New Roman" w:cs="Times New Roman"/>
+          <w:sz w:val="28"/>
+          <w:szCs w:val="28"/>
+        </w:rPr>
+        <w:t xml:space="preserve"> систем</w:t>
+      </w:r>
+    </w:p>
+    <w:p>
+      <w:pPr>
+        <w:spacing w:line="360" w:lineRule="auto"/>
+        <w:rPr>
+          <w:rFonts w:ascii="Times New Roman" w:hAnsi="Times New Roman" w:cs="Times New Roman"/>
+          <w:sz w:val="28"/>
+          <w:szCs w:val="28"/>
+        </w:rPr>
+      </w:pPr>
+      <w:r>
+        <w:rPr>
+          <w:rFonts w:ascii="Times New Roman" w:hAnsi="Times New Roman" w:cs="Times New Roman"/>
+          <w:sz w:val="28"/>
+          <w:szCs w:val="28"/>
+        </w:rPr>
+        <w:t>5.4 Сопоставление расчётных и экспериментальных импедансных характеристик</w:t>
+      </w:r>
+    </w:p>
+    <w:p>
+      <w:pPr>
+        <w:spacing w:line="360" w:lineRule="auto"/>
+        <w:rPr>
+          <w:rFonts w:ascii="Times New Roman" w:hAnsi="Times New Roman" w:cs="Times New Roman"/>
+          <w:sz w:val="28"/>
+          <w:szCs w:val="28"/>
+        </w:rPr>
+      </w:pPr>
+      <w:r>
+        <w:rPr>
+          <w:rFonts w:ascii="Times New Roman" w:hAnsi="Times New Roman" w:cs="Times New Roman"/>
+          <w:sz w:val="28"/>
+          <w:szCs w:val="28"/>
+        </w:rPr>
+        <w:t>5.5 Экспериментальная проверка модели прогнозирования остаточного ресурса</w:t>
+      </w:r>
+    </w:p>
+    <w:p>
+      <w:pPr>
+        <w:spacing w:line="360" w:lineRule="auto"/>
+        <w:rPr>
+          <w:rFonts w:ascii="Times New Roman" w:hAnsi="Times New Roman" w:cs="Times New Roman"/>
+          <w:i/>
+          <w:iCs/>
+          <w:sz w:val="28"/>
+          <w:szCs w:val="28"/>
+        </w:rPr>
+      </w:pPr>
+      <w:r>
+        <w:rPr>
+          <w:rFonts w:ascii="Times New Roman" w:hAnsi="Times New Roman" w:cs="Times New Roman"/>
+          <w:sz w:val="28"/>
+          <w:szCs w:val="28"/>
+        </w:rPr>
+        <w:t xml:space="preserve">5.6 Сравнение предложенного подхода с традиционными методами оценки </w:t>
+      </w:r>
+      <w:r>
+        <w:rPr>
+          <w:rFonts w:ascii="Times New Roman" w:hAnsi="Times New Roman" w:cs="Times New Roman"/>
+          <w:i/>
+          <w:iCs/>
+          <w:sz w:val="28"/>
+          <w:szCs w:val="28"/>
+          <w:lang w:val="en-US"/>
+        </w:rPr>
+        <w:t>SOH</w:t>
+      </w:r>
+      <w:r>
+        <w:rPr>
+          <w:rFonts w:ascii="Times New Roman" w:hAnsi="Times New Roman" w:cs="Times New Roman"/>
+          <w:sz w:val="28"/>
+          <w:szCs w:val="28"/>
+        </w:rPr>
+        <w:t>/</w:t>
+      </w:r>
+      <w:r>
+        <w:rPr>
+          <w:rFonts w:ascii="Times New Roman" w:hAnsi="Times New Roman" w:cs="Times New Roman"/>
+          <w:i/>
+          <w:iCs/>
+          <w:sz w:val="28"/>
+          <w:szCs w:val="28"/>
+          <w:lang w:val="en-US"/>
+        </w:rPr>
+        <w:t>RUL</w:t>
+      </w:r>
+    </w:p>
+    <w:p>
+      <w:pPr>
+        <w:spacing w:line="360" w:lineRule="auto"/>
+        <w:rPr>
+          <w:rFonts w:ascii="Times New Roman" w:hAnsi="Times New Roman" w:cs="Times New Roman"/>
+          <w:sz w:val="28"/>
+          <w:szCs w:val="28"/>
+        </w:rPr>
+      </w:pPr>
+      <w:r>
+        <w:rPr>
+          <w:rFonts w:ascii="Times New Roman" w:hAnsi="Times New Roman" w:cs="Times New Roman"/>
+          <w:sz w:val="28"/>
+          <w:szCs w:val="28"/>
+        </w:rPr>
+        <w:t xml:space="preserve">5.7 Инженерные рекомендации по внедрению в </w:t>
+      </w:r>
+      <w:r>
+        <w:rPr>
+          <w:rFonts w:ascii="Times New Roman" w:hAnsi="Times New Roman" w:cs="Times New Roman"/>
+          <w:sz w:val="28"/>
+          <w:szCs w:val="28"/>
+          <w:lang w:val="en-US"/>
+        </w:rPr>
+        <w:t>BMS</w:t>
+      </w:r>
+      <w:r>
+        <w:rPr>
+          <w:rFonts w:ascii="Times New Roman" w:hAnsi="Times New Roman" w:cs="Times New Roman"/>
+          <w:sz w:val="28"/>
+          <w:szCs w:val="28"/>
+        </w:rPr>
+        <w:t xml:space="preserve"> и эксплуатационную практику</w:t>
+      </w:r>
+    </w:p>
+    <w:p>
+      <w:pPr>
+        <w:spacing w:line="360" w:lineRule="auto"/>
+        <w:rPr>
+          <w:rFonts w:ascii="Times New Roman" w:hAnsi="Times New Roman" w:cs="Times New Roman"/>
+          <w:sz w:val="28"/>
+          <w:szCs w:val="28"/>
+        </w:rPr>
+      </w:pPr>
+      <w:r>
+        <w:rPr>
+          <w:rFonts w:ascii="Times New Roman" w:hAnsi="Times New Roman" w:cs="Times New Roman"/>
+          <w:sz w:val="28"/>
+          <w:szCs w:val="28"/>
+        </w:rPr>
+        <w:t>5.8 Оценка технической и экономической эффективности применения разработанного подхода</w:t>
+      </w:r>
+    </w:p>
+    <w:p>
+      <w:pPr>
+        <w:spacing w:line="360" w:lineRule="auto"/>
+        <w:rPr>
+          <w:rFonts w:ascii="Times New Roman" w:hAnsi="Times New Roman" w:cs="Times New Roman"/>
+          <w:sz w:val="28"/>
+          <w:szCs w:val="28"/>
+        </w:rPr>
+      </w:pPr>
     </w:p>
     <w:sectPr>
       <w:pgSz w:w="11906" w:h="16838"/>
@@ -618,7 +1935,7 @@
 </file>
 
 <file path=word/styles.xml><?xml version="1.0" encoding="utf-8"?>
-<w:styles xmlns:mc="http://schemas.openxmlformats.org/markup-compatibility/2006" xmlns:r="http://schemas.openxmlformats.org/officeDocument/2006/relationships" xmlns:w="http://schemas.openxmlformats.org/wordprocessingml/2006/main" xmlns:w14="http://schemas.microsoft.com/office/word/2010/wordml" xmlns:w15="http://schemas.microsoft.com/office/word/2012/wordml" xmlns:w16cex="http://schemas.microsoft.com/office/word/2018/wordml/cex" xmlns:w16cid="http://schemas.microsoft.com/office/word/2016/wordml/cid" xmlns:w16="http://schemas.microsoft.com/office/word/2018/wordml" xmlns:w16sdtdh="http://schemas.microsoft.com/office/word/2020/wordml/sdtdatahash" xmlns:w16se="http://schemas.microsoft.com/office/word/2015/wordml/symex" mc:Ignorable="w14 w15 w16se w16cid w16 w16cex w16sdtdh">
+<w:styles xmlns:mc="http://schemas.openxmlformats.org/markup-compatibility/2006" xmlns:r="http://schemas.openxmlformats.org/officeDocument/2006/relationships" xmlns:w="http://schemas.openxmlformats.org/wordprocessingml/2006/main" xmlns:w14="http://schemas.microsoft.com/office/word/2010/wordml" xmlns:w15="http://schemas.microsoft.com/office/word/2012/wordml" xmlns:w16cex="http://schemas.microsoft.com/office/word/2018/wordml/cex" xmlns:w16cid="http://schemas.microsoft.com/office/word/2016/wordml/cid" xmlns:w16="http://schemas.microsoft.com/office/word/2018/wordml" xmlns:w16du="http://schemas.microsoft.com/office/word/2023/wordml/word16du" xmlns:w16sdtdh="http://schemas.microsoft.com/office/word/2020/wordml/sdtdatahash" xmlns:w16sdtfl="http://schemas.microsoft.com/office/word/2024/wordml/sdtformatlock" xmlns:w16se="http://schemas.microsoft.com/office/word/2015/wordml/symex" mc:Ignorable="w14 w15 w16se w16cid w16 w16cex w16sdtdh w16sdtfl w16du">
   <w:docDefaults>
     <w:rPrDefault>
       <w:rPr>
@@ -1017,6 +2334,18 @@
   <w:style w:type="paragraph" w:default="1" w:styleId="a">
     <w:name w:val="Normal"/>
     <w:qFormat/>
+    <w:rsid w:val="00F80E8C"/>
+    <w:pPr>
+      <w:suppressAutoHyphens/>
+      <w:spacing w:after="0" w:line="240" w:lineRule="auto"/>
+    </w:pPr>
+    <w:rPr>
+      <w:rFonts w:ascii="Liberation Serif" w:eastAsia="NSimSun" w:hAnsi="Liberation Serif" w:cs="Arial"/>
+      <w:sz w:val="24"/>
+      <w:szCs w:val="24"/>
+      <w:lang w:eastAsia="zh-CN" w:bidi="hi-IN"/>
+      <w14:ligatures w14:val="none"/>
+    </w:rPr>
   </w:style>
   <w:style w:type="paragraph" w:styleId="1">
     <w:name w:val="heading 1"/>
@@ -1025,7 +2354,7 @@
     <w:link w:val="10"/>
     <w:uiPriority w:val="9"/>
     <w:qFormat/>
-    <w:rsid w:val="001B07CE"/>
+    <w:rsid w:val="00766649"/>
     <w:pPr>
       <w:keepNext/>
       <w:keepLines/>
@@ -1034,7 +2363,7 @@
     </w:pPr>
     <w:rPr>
       <w:rFonts w:asciiTheme="majorHAnsi" w:eastAsiaTheme="majorEastAsia" w:hAnsiTheme="majorHAnsi" w:cstheme="majorBidi"/>
-      <w:color w:val="0F4761" w:themeColor="accent1" w:themeShade="BF"/>
+      <w:color w:val="2F5496" w:themeColor="accent1" w:themeShade="BF"/>
       <w:sz w:val="40"/>
       <w:szCs w:val="40"/>
     </w:rPr>
@@ -1048,7 +2377,7 @@
     <w:semiHidden/>
     <w:unhideWhenUsed/>
     <w:qFormat/>
-    <w:rsid w:val="001B07CE"/>
+    <w:rsid w:val="00766649"/>
     <w:pPr>
       <w:keepNext/>
       <w:keepLines/>
@@ -1057,7 +2386,7 @@
     </w:pPr>
     <w:rPr>
       <w:rFonts w:asciiTheme="majorHAnsi" w:eastAsiaTheme="majorEastAsia" w:hAnsiTheme="majorHAnsi" w:cstheme="majorBidi"/>
-      <w:color w:val="0F4761" w:themeColor="accent1" w:themeShade="BF"/>
+      <w:color w:val="2F5496" w:themeColor="accent1" w:themeShade="BF"/>
       <w:sz w:val="32"/>
       <w:szCs w:val="32"/>
     </w:rPr>
@@ -1071,7 +2400,7 @@
     <w:semiHidden/>
     <w:unhideWhenUsed/>
     <w:qFormat/>
-    <w:rsid w:val="001B07CE"/>
+    <w:rsid w:val="00766649"/>
     <w:pPr>
       <w:keepNext/>
       <w:keepLines/>
@@ -1080,7 +2409,7 @@
     </w:pPr>
     <w:rPr>
       <w:rFonts w:eastAsiaTheme="majorEastAsia" w:cstheme="majorBidi"/>
-      <w:color w:val="0F4761" w:themeColor="accent1" w:themeShade="BF"/>
+      <w:color w:val="2F5496" w:themeColor="accent1" w:themeShade="BF"/>
       <w:sz w:val="28"/>
       <w:szCs w:val="28"/>
     </w:rPr>
@@ -1094,7 +2423,7 @@
     <w:semiHidden/>
     <w:unhideWhenUsed/>
     <w:qFormat/>
-    <w:rsid w:val="001B07CE"/>
+    <w:rsid w:val="00766649"/>
     <w:pPr>
       <w:keepNext/>
       <w:keepLines/>
@@ -1105,7 +2434,7 @@
       <w:rFonts w:eastAsiaTheme="majorEastAsia" w:cstheme="majorBidi"/>
       <w:i/>
       <w:iCs/>
-      <w:color w:val="0F4761" w:themeColor="accent1" w:themeShade="BF"/>
+      <w:color w:val="2F5496" w:themeColor="accent1" w:themeShade="BF"/>
     </w:rPr>
   </w:style>
   <w:style w:type="paragraph" w:styleId="5">
@@ -1117,7 +2446,7 @@
     <w:semiHidden/>
     <w:unhideWhenUsed/>
     <w:qFormat/>
-    <w:rsid w:val="001B07CE"/>
+    <w:rsid w:val="00766649"/>
     <w:pPr>
       <w:keepNext/>
       <w:keepLines/>
@@ -1126,7 +2455,7 @@
     </w:pPr>
     <w:rPr>
       <w:rFonts w:eastAsiaTheme="majorEastAsia" w:cstheme="majorBidi"/>
-      <w:color w:val="0F4761" w:themeColor="accent1" w:themeShade="BF"/>
+      <w:color w:val="2F5496" w:themeColor="accent1" w:themeShade="BF"/>
     </w:rPr>
   </w:style>
   <w:style w:type="paragraph" w:styleId="6">
@@ -1138,11 +2467,11 @@
     <w:semiHidden/>
     <w:unhideWhenUsed/>
     <w:qFormat/>
-    <w:rsid w:val="001B07CE"/>
+    <w:rsid w:val="00766649"/>
     <w:pPr>
       <w:keepNext/>
       <w:keepLines/>
-      <w:spacing w:before="40" w:after="0"/>
+      <w:spacing w:before="40"/>
       <w:outlineLvl w:val="5"/>
     </w:pPr>
     <w:rPr>
@@ -1161,11 +2490,11 @@
     <w:semiHidden/>
     <w:unhideWhenUsed/>
     <w:qFormat/>
-    <w:rsid w:val="001B07CE"/>
+    <w:rsid w:val="00766649"/>
     <w:pPr>
       <w:keepNext/>
       <w:keepLines/>
-      <w:spacing w:before="40" w:after="0"/>
+      <w:spacing w:before="40"/>
       <w:outlineLvl w:val="6"/>
     </w:pPr>
     <w:rPr>
@@ -1182,11 +2511,10 @@
     <w:semiHidden/>
     <w:unhideWhenUsed/>
     <w:qFormat/>
-    <w:rsid w:val="001B07CE"/>
+    <w:rsid w:val="00766649"/>
     <w:pPr>
       <w:keepNext/>
       <w:keepLines/>
-      <w:spacing w:after="0"/>
       <w:outlineLvl w:val="7"/>
     </w:pPr>
     <w:rPr>
@@ -1205,11 +2533,10 @@
     <w:semiHidden/>
     <w:unhideWhenUsed/>
     <w:qFormat/>
-    <w:rsid w:val="001B07CE"/>
+    <w:rsid w:val="00766649"/>
     <w:pPr>
       <w:keepNext/>
       <w:keepLines/>
-      <w:spacing w:after="0"/>
       <w:outlineLvl w:val="8"/>
     </w:pPr>
     <w:rPr>
@@ -1249,10 +2576,10 @@
     <w:basedOn w:val="a0"/>
     <w:link w:val="1"/>
     <w:uiPriority w:val="9"/>
-    <w:rsid w:val="001B07CE"/>
+    <w:rsid w:val="00766649"/>
     <w:rPr>
       <w:rFonts w:asciiTheme="majorHAnsi" w:eastAsiaTheme="majorEastAsia" w:hAnsiTheme="majorHAnsi" w:cstheme="majorBidi"/>
-      <w:color w:val="0F4761" w:themeColor="accent1" w:themeShade="BF"/>
+      <w:color w:val="2F5496" w:themeColor="accent1" w:themeShade="BF"/>
       <w:sz w:val="40"/>
       <w:szCs w:val="40"/>
     </w:rPr>
@@ -1263,10 +2590,10 @@
     <w:link w:val="2"/>
     <w:uiPriority w:val="9"/>
     <w:semiHidden/>
-    <w:rsid w:val="001B07CE"/>
+    <w:rsid w:val="00766649"/>
     <w:rPr>
       <w:rFonts w:asciiTheme="majorHAnsi" w:eastAsiaTheme="majorEastAsia" w:hAnsiTheme="majorHAnsi" w:cstheme="majorBidi"/>
-      <w:color w:val="0F4761" w:themeColor="accent1" w:themeShade="BF"/>
+      <w:color w:val="2F5496" w:themeColor="accent1" w:themeShade="BF"/>
       <w:sz w:val="32"/>
       <w:szCs w:val="32"/>
     </w:rPr>
@@ -1277,10 +2604,10 @@
     <w:link w:val="3"/>
     <w:uiPriority w:val="9"/>
     <w:semiHidden/>
-    <w:rsid w:val="001B07CE"/>
+    <w:rsid w:val="00766649"/>
     <w:rPr>
       <w:rFonts w:eastAsiaTheme="majorEastAsia" w:cstheme="majorBidi"/>
-      <w:color w:val="0F4761" w:themeColor="accent1" w:themeShade="BF"/>
+      <w:color w:val="2F5496" w:themeColor="accent1" w:themeShade="BF"/>
       <w:sz w:val="28"/>
       <w:szCs w:val="28"/>
     </w:rPr>
@@ -1291,12 +2618,12 @@
     <w:link w:val="4"/>
     <w:uiPriority w:val="9"/>
     <w:semiHidden/>
-    <w:rsid w:val="001B07CE"/>
+    <w:rsid w:val="00766649"/>
     <w:rPr>
       <w:rFonts w:eastAsiaTheme="majorEastAsia" w:cstheme="majorBidi"/>
       <w:i/>
       <w:iCs/>
-      <w:color w:val="0F4761" w:themeColor="accent1" w:themeShade="BF"/>
+      <w:color w:val="2F5496" w:themeColor="accent1" w:themeShade="BF"/>
     </w:rPr>
   </w:style>
   <w:style w:type="character" w:customStyle="1" w:styleId="50">
@@ -1305,10 +2632,10 @@
     <w:link w:val="5"/>
     <w:uiPriority w:val="9"/>
     <w:semiHidden/>
-    <w:rsid w:val="001B07CE"/>
+    <w:rsid w:val="00766649"/>
     <w:rPr>
       <w:rFonts w:eastAsiaTheme="majorEastAsia" w:cstheme="majorBidi"/>
-      <w:color w:val="0F4761" w:themeColor="accent1" w:themeShade="BF"/>
+      <w:color w:val="2F5496" w:themeColor="accent1" w:themeShade="BF"/>
     </w:rPr>
   </w:style>
   <w:style w:type="character" w:customStyle="1" w:styleId="60">
@@ -1317,7 +2644,7 @@
     <w:link w:val="6"/>
     <w:uiPriority w:val="9"/>
     <w:semiHidden/>
-    <w:rsid w:val="001B07CE"/>
+    <w:rsid w:val="00766649"/>
     <w:rPr>
       <w:rFonts w:eastAsiaTheme="majorEastAsia" w:cstheme="majorBidi"/>
       <w:i/>
@@ -1331,7 +2658,7 @@
     <w:link w:val="7"/>
     <w:uiPriority w:val="9"/>
     <w:semiHidden/>
-    <w:rsid w:val="001B07CE"/>
+    <w:rsid w:val="00766649"/>
     <w:rPr>
       <w:rFonts w:eastAsiaTheme="majorEastAsia" w:cstheme="majorBidi"/>
       <w:color w:val="595959" w:themeColor="text1" w:themeTint="A6"/>
@@ -1343,7 +2670,7 @@
     <w:link w:val="8"/>
     <w:uiPriority w:val="9"/>
     <w:semiHidden/>
-    <w:rsid w:val="001B07CE"/>
+    <w:rsid w:val="00766649"/>
     <w:rPr>
       <w:rFonts w:eastAsiaTheme="majorEastAsia" w:cstheme="majorBidi"/>
       <w:i/>
@@ -1357,7 +2684,7 @@
     <w:link w:val="9"/>
     <w:uiPriority w:val="9"/>
     <w:semiHidden/>
-    <w:rsid w:val="001B07CE"/>
+    <w:rsid w:val="00766649"/>
     <w:rPr>
       <w:rFonts w:eastAsiaTheme="majorEastAsia" w:cstheme="majorBidi"/>
       <w:color w:val="272727" w:themeColor="text1" w:themeTint="D8"/>
@@ -1370,9 +2697,9 @@
     <w:link w:val="a4"/>
     <w:uiPriority w:val="10"/>
     <w:qFormat/>
-    <w:rsid w:val="001B07CE"/>
+    <w:rsid w:val="00766649"/>
     <w:pPr>
-      <w:spacing w:after="80" w:line="240" w:lineRule="auto"/>
+      <w:spacing w:after="80"/>
       <w:contextualSpacing/>
     </w:pPr>
     <w:rPr>
@@ -1388,7 +2715,7 @@
     <w:basedOn w:val="a0"/>
     <w:link w:val="a3"/>
     <w:uiPriority w:val="10"/>
-    <w:rsid w:val="001B07CE"/>
+    <w:rsid w:val="00766649"/>
     <w:rPr>
       <w:rFonts w:asciiTheme="majorHAnsi" w:eastAsiaTheme="majorEastAsia" w:hAnsiTheme="majorHAnsi" w:cstheme="majorBidi"/>
       <w:spacing w:val="-10"/>
@@ -1404,7 +2731,7 @@
     <w:link w:val="a6"/>
     <w:uiPriority w:val="11"/>
     <w:qFormat/>
-    <w:rsid w:val="001B07CE"/>
+    <w:rsid w:val="00766649"/>
     <w:pPr>
       <w:numPr>
         <w:ilvl w:val="1"/>
@@ -1423,7 +2750,7 @@
     <w:basedOn w:val="a0"/>
     <w:link w:val="a5"/>
     <w:uiPriority w:val="11"/>
-    <w:rsid w:val="001B07CE"/>
+    <w:rsid w:val="00766649"/>
     <w:rPr>
       <w:rFonts w:eastAsiaTheme="majorEastAsia" w:cstheme="majorBidi"/>
       <w:color w:val="595959" w:themeColor="text1" w:themeTint="A6"/>
@@ -1439,7 +2766,7 @@
     <w:link w:val="22"/>
     <w:uiPriority w:val="29"/>
     <w:qFormat/>
-    <w:rsid w:val="001B07CE"/>
+    <w:rsid w:val="00766649"/>
     <w:pPr>
       <w:spacing w:before="160"/>
       <w:jc w:val="center"/>
@@ -1455,7 +2782,7 @@
     <w:basedOn w:val="a0"/>
     <w:link w:val="21"/>
     <w:uiPriority w:val="29"/>
-    <w:rsid w:val="001B07CE"/>
+    <w:rsid w:val="00766649"/>
     <w:rPr>
       <w:i/>
       <w:iCs/>
@@ -1467,7 +2794,7 @@
     <w:basedOn w:val="a"/>
     <w:uiPriority w:val="34"/>
     <w:qFormat/>
-    <w:rsid w:val="001B07CE"/>
+    <w:rsid w:val="00766649"/>
     <w:pPr>
       <w:ind w:left="720"/>
       <w:contextualSpacing/>
@@ -1478,11 +2805,11 @@
     <w:basedOn w:val="a0"/>
     <w:uiPriority w:val="21"/>
     <w:qFormat/>
-    <w:rsid w:val="001B07CE"/>
+    <w:rsid w:val="00766649"/>
     <w:rPr>
       <w:i/>
       <w:iCs/>
-      <w:color w:val="0F4761" w:themeColor="accent1" w:themeShade="BF"/>
+      <w:color w:val="2F5496" w:themeColor="accent1" w:themeShade="BF"/>
     </w:rPr>
   </w:style>
   <w:style w:type="paragraph" w:styleId="a9">
@@ -1492,11 +2819,11 @@
     <w:link w:val="aa"/>
     <w:uiPriority w:val="30"/>
     <w:qFormat/>
-    <w:rsid w:val="001B07CE"/>
+    <w:rsid w:val="00766649"/>
     <w:pPr>
       <w:pBdr>
-        <w:top w:val="single" w:sz="4" w:space="10" w:color="0F4761" w:themeColor="accent1" w:themeShade="BF"/>
-        <w:bottom w:val="single" w:sz="4" w:space="10" w:color="0F4761" w:themeColor="accent1" w:themeShade="BF"/>
+        <w:top w:val="single" w:sz="4" w:space="10" w:color="2F5496" w:themeColor="accent1" w:themeShade="BF"/>
+        <w:bottom w:val="single" w:sz="4" w:space="10" w:color="2F5496" w:themeColor="accent1" w:themeShade="BF"/>
       </w:pBdr>
       <w:spacing w:before="360" w:after="360"/>
       <w:ind w:left="864" w:right="864"/>
@@ -1505,7 +2832,7 @@
     <w:rPr>
       <w:i/>
       <w:iCs/>
-      <w:color w:val="0F4761" w:themeColor="accent1" w:themeShade="BF"/>
+      <w:color w:val="2F5496" w:themeColor="accent1" w:themeShade="BF"/>
     </w:rPr>
   </w:style>
   <w:style w:type="character" w:customStyle="1" w:styleId="aa">
@@ -1513,11 +2840,11 @@
     <w:basedOn w:val="a0"/>
     <w:link w:val="a9"/>
     <w:uiPriority w:val="30"/>
-    <w:rsid w:val="001B07CE"/>
+    <w:rsid w:val="00766649"/>
     <w:rPr>
       <w:i/>
       <w:iCs/>
-      <w:color w:val="0F4761" w:themeColor="accent1" w:themeShade="BF"/>
+      <w:color w:val="2F5496" w:themeColor="accent1" w:themeShade="BF"/>
     </w:rPr>
   </w:style>
   <w:style w:type="character" w:styleId="ab">
@@ -1525,12 +2852,12 @@
     <w:basedOn w:val="a0"/>
     <w:uiPriority w:val="32"/>
     <w:qFormat/>
-    <w:rsid w:val="001B07CE"/>
+    <w:rsid w:val="00766649"/>
     <w:rPr>
       <w:b/>
       <w:bCs/>
       <w:smallCaps/>
-      <w:color w:val="0F4761" w:themeColor="accent1" w:themeShade="BF"/>
+      <w:color w:val="2F5496" w:themeColor="accent1" w:themeShade="BF"/>
       <w:spacing w:val="5"/>
     </w:rPr>
   </w:style>
@@ -1548,39 +2875,39 @@
         <a:sysClr val="window" lastClr="FFFFFF"/>
       </a:lt1>
       <a:dk2>
-        <a:srgbClr val="0E2841"/>
+        <a:srgbClr val="44546A"/>
       </a:dk2>
       <a:lt2>
-        <a:srgbClr val="E8E8E8"/>
+        <a:srgbClr val="E7E6E6"/>
       </a:lt2>
       <a:accent1>
-        <a:srgbClr val="156082"/>
+        <a:srgbClr val="4472C4"/>
       </a:accent1>
       <a:accent2>
-        <a:srgbClr val="E97132"/>
+        <a:srgbClr val="ED7D31"/>
       </a:accent2>
       <a:accent3>
-        <a:srgbClr val="196B24"/>
+        <a:srgbClr val="A5A5A5"/>
       </a:accent3>
       <a:accent4>
-        <a:srgbClr val="0F9ED5"/>
+        <a:srgbClr val="FFC000"/>
       </a:accent4>
       <a:accent5>
-        <a:srgbClr val="A02B93"/>
+        <a:srgbClr val="5B9BD5"/>
       </a:accent5>
       <a:accent6>
-        <a:srgbClr val="4EA72E"/>
+        <a:srgbClr val="70AD47"/>
       </a:accent6>
       <a:hlink>
-        <a:srgbClr val="467886"/>
+        <a:srgbClr val="0563C1"/>
       </a:hlink>
       <a:folHlink>
-        <a:srgbClr val="96607D"/>
+        <a:srgbClr val="954F72"/>
       </a:folHlink>
     </a:clrScheme>
     <a:fontScheme name="Стандартная">
       <a:majorFont>
-        <a:latin typeface="Aptos Display" panose="02110004020202020204"/>
+        <a:latin typeface="Calibri Light" panose="020F0302020204030204"/>
         <a:ea typeface=""/>
         <a:cs typeface=""/>
         <a:font script="Jpan" typeface="游ゴシック Light"/>
@@ -1632,7 +2959,7 @@
         <a:font script="Tfng" typeface="Ebrima"/>
       </a:majorFont>
       <a:minorFont>
-        <a:latin typeface="Aptos" panose="02110004020202020204"/>
+        <a:latin typeface="Calibri" panose="020F0502020204030204"/>
         <a:ea typeface=""/>
         <a:cs typeface=""/>
         <a:font script="Jpan" typeface="游ゴシック"/>
